--- a/CU/CU-11.docx
+++ b/CU/CU-11.docx
@@ -2,35 +2,6 @@
 <file path=word/document.xml><?xml version="1.0" encoding="utf-8"?>
 <w:document xmlns:wpc="http://schemas.microsoft.com/office/word/2010/wordprocessingCanvas" xmlns:cx="http://schemas.microsoft.com/office/drawing/2014/chartex" xmlns:cx1="http://schemas.microsoft.com/office/drawing/2015/9/8/chartex" xmlns:cx2="http://schemas.microsoft.com/office/drawing/2015/10/21/chartex" xmlns:cx3="http://schemas.microsoft.com/office/drawing/2016/5/9/chartex" xmlns:cx4="http://schemas.microsoft.com/office/drawing/2016/5/10/chartex" xmlns:cx5="http://schemas.microsoft.com/office/drawing/2016/5/11/chartex" xmlns:cx6="http://schemas.microsoft.com/office/drawing/2016/5/12/chartex" xmlns:cx7="http://schemas.microsoft.com/office/drawing/2016/5/13/chartex" xmlns:cx8="http://schemas.microsoft.com/office/drawing/2016/5/14/chartex" xmlns:mc="http://schemas.openxmlformats.org/markup-compatibility/2006" xmlns:aink="http://schemas.microsoft.com/office/drawing/2016/ink" xmlns:am3d="http://schemas.microsoft.com/office/drawing/2017/model3d" xmlns:o="urn:schemas-microsoft-com:office:office" xmlns:oel="http://schemas.microsoft.com/office/2019/extlst" xmlns:r="http://schemas.openxmlformats.org/officeDocument/2006/relationships" xmlns:m="http://schemas.openxmlformats.org/officeDocument/2006/math" xmlns:v="urn:schemas-microsoft-com:vml" xmlns:wp14="http://schemas.microsoft.com/office/word/2010/wordprocessingDrawing" xmlns:wp="http://schemas.openxmlformats.org/drawingml/2006/wordprocessingDrawing" xmlns:w10="urn:schemas-microsoft-com:office:word" xmlns:w="http://schemas.openxmlformats.org/wordprocessingml/2006/main" xmlns:w14="http://schemas.microsoft.com/office/word/2010/wordml" xmlns:w15="http://schemas.microsoft.com/office/word/2012/wordml" xmlns:w16cex="http://schemas.microsoft.com/office/word/2018/wordml/cex" xmlns:w16cid="http://schemas.microsoft.com/office/word/2016/wordml/cid" xmlns:w16="http://schemas.microsoft.com/office/word/2018/wordml" xmlns:w16sdtdh="http://schemas.microsoft.com/office/word/2020/wordml/sdtdatahash" xmlns:w16se="http://schemas.microsoft.com/office/word/2015/wordml/symex" xmlns:wpg="http://schemas.microsoft.com/office/word/2010/wordprocessingGroup" xmlns:wpi="http://schemas.microsoft.com/office/word/2010/wordprocessingInk" xmlns:wne="http://schemas.microsoft.com/office/word/2006/wordml" xmlns:wps="http://schemas.microsoft.com/office/word/2010/wordprocessingShape" mc:Ignorable="w14 w15 w16se w16cid w16 w16cex w16sdtdh wp14">
   <w:body>
-    <w:p>
-      <w:pPr>
-        <w:rPr>
-          <w:sz w:val="48"/>
-          <w:szCs w:val="22"/>
-        </w:rPr>
-      </w:pPr>
-      <w:r>
-        <w:rPr>
-          <w:sz w:val="48"/>
-          <w:szCs w:val="22"/>
-        </w:rPr>
-        <w:t>Descripción de Caso de Uso</w:t>
-      </w:r>
-      <w:r>
-        <w:rPr>
-          <w:sz w:val="48"/>
-          <w:szCs w:val="22"/>
-        </w:rPr>
-        <w:t xml:space="preserve"> </w:t>
-      </w:r>
-      <w:r>
-        <w:rPr>
-          <w:sz w:val="48"/>
-          <w:szCs w:val="22"/>
-        </w:rPr>
-        <w:t xml:space="preserve">(Plantilla) </w:t>
-      </w:r>
-    </w:p>
     <w:tbl>
       <w:tblPr>
         <w:tblStyle w:val="TableGrid"/>
@@ -46,10 +17,9 @@
       </w:tblPr>
       <w:tblGrid>
         <w:gridCol w:w="1761"/>
-        <w:gridCol w:w="459"/>
-        <w:gridCol w:w="4200"/>
-        <w:gridCol w:w="822"/>
-        <w:gridCol w:w="3858"/>
+        <w:gridCol w:w="600"/>
+        <w:gridCol w:w="4059"/>
+        <w:gridCol w:w="4680"/>
       </w:tblGrid>
       <w:tr>
         <w:trPr>
@@ -59,50 +29,84 @@
           <w:tcPr>
             <w:tcW w:w="1761" w:type="dxa"/>
             <w:tcBorders>
-              <w:top w:val="single" w:sz="8" w:space="0" w:color="000000"/>
-              <w:left w:val="single" w:sz="8" w:space="0" w:color="000000"/>
-              <w:bottom w:val="single" w:sz="8" w:space="0" w:color="000000"/>
-              <w:right w:val="single" w:sz="8" w:space="0" w:color="000000"/>
+              <w:top w:val="single" w:color="000000" w:themeColor="text1" w:sz="8" w:space="0"/>
+              <w:left w:val="single" w:color="000000" w:themeColor="text1" w:sz="8" w:space="0"/>
+              <w:bottom w:val="single" w:color="000000" w:themeColor="text1" w:sz="8" w:space="0"/>
+              <w:right w:val="single" w:color="000000" w:themeColor="text1" w:sz="8" w:space="0"/>
             </w:tcBorders>
             <w:shd w:val="clear" w:color="auto" w:fill="A4C2F4"/>
+            <w:tcMar/>
             <w:vAlign w:val="center"/>
           </w:tcPr>
           <w:p>
             <w:pPr>
               <w:ind w:left="102"/>
-            </w:pPr>
-            <w:r>
-              <w:rPr>
-                <w:b/>
-                <w:sz w:val="22"/>
-              </w:rPr>
-              <w:t xml:space="preserve">[Identificador] </w:t>
+              <w:rPr>
+                <w:b w:val="1"/>
+                <w:bCs w:val="1"/>
+                <w:sz w:val="22"/>
+                <w:szCs w:val="22"/>
+              </w:rPr>
+            </w:pPr>
+            <w:r>
+              <w:rPr>
+                <w:b w:val="1"/>
+                <w:bCs w:val="1"/>
+                <w:sz w:val="22"/>
+                <w:szCs w:val="22"/>
+              </w:rPr>
+              <w:t>CU-11</w:t>
+            </w:r>
+            <w:r>
+              <w:rPr>
+                <w:b w:val="1"/>
+                <w:bCs w:val="1"/>
+                <w:sz w:val="22"/>
+                <w:szCs w:val="22"/>
+              </w:rPr>
+              <w:t xml:space="preserve"> </w:t>
             </w:r>
           </w:p>
         </w:tc>
         <w:tc>
           <w:tcPr>
             <w:tcW w:w="9339" w:type="dxa"/>
-            <w:gridSpan w:val="4"/>
-            <w:tcBorders>
-              <w:top w:val="single" w:sz="8" w:space="0" w:color="000000"/>
-              <w:left w:val="single" w:sz="8" w:space="0" w:color="000000"/>
-              <w:bottom w:val="single" w:sz="8" w:space="0" w:color="000000"/>
-              <w:right w:val="single" w:sz="8" w:space="0" w:color="000000"/>
+            <w:gridSpan w:val="3"/>
+            <w:tcBorders>
+              <w:top w:val="single" w:color="000000" w:themeColor="text1" w:sz="8" w:space="0"/>
+              <w:left w:val="single" w:color="000000" w:themeColor="text1" w:sz="8" w:space="0"/>
+              <w:bottom w:val="single" w:color="000000" w:themeColor="text1" w:sz="8" w:space="0"/>
+              <w:right w:val="single" w:color="000000" w:themeColor="text1" w:sz="8" w:space="0"/>
             </w:tcBorders>
             <w:shd w:val="clear" w:color="auto" w:fill="A4C2F4"/>
-            <w:vAlign w:val="center"/>
-          </w:tcPr>
-          <w:p>
-            <w:pPr>
-              <w:ind w:left="111"/>
-            </w:pPr>
-            <w:r>
-              <w:rPr>
-                <w:b/>
-                <w:sz w:val="22"/>
-              </w:rPr>
-              <w:t xml:space="preserve">[nombre descriptivo] </w:t>
+            <w:tcMar/>
+            <w:vAlign w:val="center"/>
+          </w:tcPr>
+          <w:p>
+            <w:pPr>
+              <w:pStyle w:val="Normal"/>
+              <w:suppressLineNumbers w:val="0"/>
+              <w:bidi w:val="0"/>
+              <w:spacing w:before="0" w:beforeAutospacing="off" w:after="0" w:afterAutospacing="off" w:line="259" w:lineRule="auto"/>
+              <w:ind w:left="111" w:right="0"/>
+              <w:jc w:val="left"/>
+              <w:rPr>
+                <w:rFonts w:ascii="Arial" w:hAnsi="Arial" w:eastAsia="Arial" w:cs="Arial"/>
+                <w:noProof w:val="0"/>
+                <w:sz w:val="22"/>
+                <w:szCs w:val="22"/>
+                <w:lang w:val="es-AR"/>
+              </w:rPr>
+            </w:pPr>
+            <w:r>
+              <w:rPr>
+                <w:rFonts w:ascii="Arial" w:hAnsi="Arial" w:eastAsia="Arial" w:cs="Arial"/>
+                <w:noProof w:val="0"/>
+                <w:sz w:val="22"/>
+                <w:szCs w:val="22"/>
+                <w:lang w:val="es-AR"/>
+              </w:rPr>
+              <w:t>Buscar jugador</w:t>
             </w:r>
           </w:p>
         </w:tc>
@@ -115,12 +119,13 @@
           <w:tcPr>
             <w:tcW w:w="1761" w:type="dxa"/>
             <w:tcBorders>
-              <w:top w:val="single" w:sz="8" w:space="0" w:color="000000"/>
-              <w:left w:val="single" w:sz="8" w:space="0" w:color="000000"/>
-              <w:bottom w:val="single" w:sz="8" w:space="0" w:color="000000"/>
-              <w:right w:val="single" w:sz="8" w:space="0" w:color="000000"/>
+              <w:top w:val="single" w:color="000000" w:themeColor="text1" w:sz="8" w:space="0"/>
+              <w:left w:val="single" w:color="000000" w:themeColor="text1" w:sz="8" w:space="0"/>
+              <w:bottom w:val="single" w:color="000000" w:themeColor="text1" w:sz="8" w:space="0"/>
+              <w:right w:val="single" w:color="000000" w:themeColor="text1" w:sz="8" w:space="0"/>
             </w:tcBorders>
             <w:shd w:val="clear" w:color="auto" w:fill="FFF2CC"/>
+            <w:tcMar/>
             <w:vAlign w:val="center"/>
           </w:tcPr>
           <w:p>
@@ -139,24 +144,30 @@
         <w:tc>
           <w:tcPr>
             <w:tcW w:w="9339" w:type="dxa"/>
-            <w:gridSpan w:val="4"/>
-            <w:tcBorders>
-              <w:top w:val="single" w:sz="8" w:space="0" w:color="000000"/>
-              <w:left w:val="single" w:sz="8" w:space="0" w:color="000000"/>
-              <w:bottom w:val="single" w:sz="8" w:space="0" w:color="000000"/>
-              <w:right w:val="single" w:sz="8" w:space="0" w:color="000000"/>
-            </w:tcBorders>
-            <w:vAlign w:val="center"/>
-          </w:tcPr>
-          <w:p>
-            <w:pPr>
+            <w:gridSpan w:val="3"/>
+            <w:tcBorders>
+              <w:top w:val="single" w:color="000000" w:themeColor="text1" w:sz="8" w:space="0"/>
+              <w:left w:val="single" w:color="000000" w:themeColor="text1" w:sz="8" w:space="0"/>
+              <w:bottom w:val="single" w:color="000000" w:themeColor="text1" w:sz="8" w:space="0"/>
+              <w:right w:val="single" w:color="000000" w:themeColor="text1" w:sz="8" w:space="0"/>
+            </w:tcBorders>
+            <w:tcMar/>
+            <w:vAlign w:val="center"/>
+          </w:tcPr>
+          <w:p>
+            <w:pPr>
+              <w:pStyle w:val="Normal"/>
               <w:ind w:left="111"/>
             </w:pPr>
             <w:r>
               <w:rPr>
-                <w:sz w:val="22"/>
-              </w:rPr>
-              <w:t xml:space="preserve">[Descripción corta de quién (actor) va a hacer, por qué, y qué obtendrá   </w:t>
+                <w:rFonts w:ascii="Arial" w:hAnsi="Arial" w:eastAsia="Arial" w:cs="Arial"/>
+                <w:noProof w:val="0"/>
+                <w:sz w:val="22"/>
+                <w:szCs w:val="22"/>
+                <w:lang w:val="es-AR"/>
+              </w:rPr>
+              <w:t>Un usuario cliente publica una solicitud para encontrar jugadores que completen su equipo para una reserva existente, con el objetivo de poder jugar el partido.</w:t>
             </w:r>
           </w:p>
         </w:tc>
@@ -169,12 +180,13 @@
           <w:tcPr>
             <w:tcW w:w="1761" w:type="dxa"/>
             <w:tcBorders>
-              <w:top w:val="single" w:sz="8" w:space="0" w:color="000000"/>
-              <w:left w:val="single" w:sz="8" w:space="0" w:color="000000"/>
-              <w:bottom w:val="single" w:sz="8" w:space="0" w:color="000000"/>
-              <w:right w:val="single" w:sz="8" w:space="0" w:color="000000"/>
+              <w:top w:val="single" w:color="000000" w:themeColor="text1" w:sz="8" w:space="0"/>
+              <w:left w:val="single" w:color="000000" w:themeColor="text1" w:sz="8" w:space="0"/>
+              <w:bottom w:val="single" w:color="000000" w:themeColor="text1" w:sz="8" w:space="0"/>
+              <w:right w:val="single" w:color="000000" w:themeColor="text1" w:sz="8" w:space="0"/>
             </w:tcBorders>
             <w:shd w:val="clear" w:color="auto" w:fill="FFF2CC"/>
+            <w:tcMar/>
             <w:vAlign w:val="center"/>
           </w:tcPr>
           <w:p>
@@ -193,24 +205,30 @@
         <w:tc>
           <w:tcPr>
             <w:tcW w:w="9339" w:type="dxa"/>
-            <w:gridSpan w:val="4"/>
-            <w:tcBorders>
-              <w:top w:val="single" w:sz="8" w:space="0" w:color="000000"/>
-              <w:left w:val="single" w:sz="8" w:space="0" w:color="000000"/>
-              <w:bottom w:val="single" w:sz="8" w:space="0" w:color="000000"/>
-              <w:right w:val="single" w:sz="8" w:space="0" w:color="000000"/>
-            </w:tcBorders>
-            <w:vAlign w:val="center"/>
-          </w:tcPr>
-          <w:p>
-            <w:pPr>
+            <w:gridSpan w:val="3"/>
+            <w:tcBorders>
+              <w:top w:val="single" w:color="000000" w:themeColor="text1" w:sz="8" w:space="0"/>
+              <w:left w:val="single" w:color="000000" w:themeColor="text1" w:sz="8" w:space="0"/>
+              <w:bottom w:val="single" w:color="000000" w:themeColor="text1" w:sz="8" w:space="0"/>
+              <w:right w:val="single" w:color="000000" w:themeColor="text1" w:sz="8" w:space="0"/>
+            </w:tcBorders>
+            <w:tcMar/>
+            <w:vAlign w:val="center"/>
+          </w:tcPr>
+          <w:p>
+            <w:pPr>
+              <w:pStyle w:val="Normal"/>
               <w:ind w:left="111"/>
             </w:pPr>
             <w:r>
               <w:rPr>
-                <w:sz w:val="22"/>
-              </w:rPr>
-              <w:t xml:space="preserve">[Actores involucrados en el caso de uso] </w:t>
+                <w:rFonts w:ascii="Arial" w:hAnsi="Arial" w:eastAsia="Arial" w:cs="Arial"/>
+                <w:noProof w:val="0"/>
+                <w:sz w:val="22"/>
+                <w:szCs w:val="22"/>
+                <w:lang w:val="es-AR"/>
+              </w:rPr>
+              <w:t>Usuario Cliente</w:t>
             </w:r>
           </w:p>
         </w:tc>
@@ -223,12 +241,13 @@
           <w:tcPr>
             <w:tcW w:w="1761" w:type="dxa"/>
             <w:tcBorders>
-              <w:top w:val="single" w:sz="8" w:space="0" w:color="000000"/>
-              <w:left w:val="single" w:sz="8" w:space="0" w:color="000000"/>
-              <w:bottom w:val="single" w:sz="8" w:space="0" w:color="000000"/>
-              <w:right w:val="single" w:sz="8" w:space="0" w:color="000000"/>
+              <w:top w:val="single" w:color="000000" w:themeColor="text1" w:sz="8" w:space="0"/>
+              <w:left w:val="single" w:color="000000" w:themeColor="text1" w:sz="8" w:space="0"/>
+              <w:bottom w:val="single" w:color="000000" w:themeColor="text1" w:sz="8" w:space="0"/>
+              <w:right w:val="single" w:color="000000" w:themeColor="text1" w:sz="8" w:space="0"/>
             </w:tcBorders>
             <w:shd w:val="clear" w:color="auto" w:fill="FFF2CC"/>
+            <w:tcMar/>
             <w:vAlign w:val="center"/>
           </w:tcPr>
           <w:p>
@@ -247,24 +266,79 @@
         <w:tc>
           <w:tcPr>
             <w:tcW w:w="9339" w:type="dxa"/>
-            <w:gridSpan w:val="4"/>
-            <w:tcBorders>
-              <w:top w:val="single" w:sz="8" w:space="0" w:color="000000"/>
-              <w:left w:val="single" w:sz="8" w:space="0" w:color="000000"/>
-              <w:bottom w:val="single" w:sz="8" w:space="0" w:color="000000"/>
-              <w:right w:val="single" w:sz="8" w:space="0" w:color="000000"/>
-            </w:tcBorders>
-          </w:tcPr>
+            <w:gridSpan w:val="3"/>
+            <w:tcBorders>
+              <w:top w:val="single" w:color="000000" w:themeColor="text1" w:sz="8" w:space="0"/>
+              <w:left w:val="single" w:color="000000" w:themeColor="text1" w:sz="8" w:space="0"/>
+              <w:bottom w:val="single" w:color="000000" w:themeColor="text1" w:sz="8" w:space="0"/>
+              <w:right w:val="single" w:color="000000" w:themeColor="text1" w:sz="8" w:space="0"/>
+            </w:tcBorders>
+            <w:tcMar/>
+          </w:tcPr>
+          <w:p>
+            <w:pPr>
+              <w:pStyle w:val="ListParagraph"/>
+              <w:numPr>
+                <w:ilvl w:val="0"/>
+                <w:numId w:val="3"/>
+              </w:numPr>
+              <w:spacing w:before="0" w:beforeAutospacing="off" w:after="0" w:afterAutospacing="off"/>
+              <w:ind/>
+              <w:rPr>
+                <w:rFonts w:ascii="Arial" w:hAnsi="Arial" w:eastAsia="Arial" w:cs="Arial"/>
+                <w:noProof w:val="0"/>
+                <w:sz w:val="22"/>
+                <w:szCs w:val="22"/>
+                <w:lang w:val="es-AR"/>
+              </w:rPr>
+            </w:pPr>
+            <w:r>
+              <w:rPr>
+                <w:rFonts w:ascii="Arial" w:hAnsi="Arial" w:eastAsia="Arial" w:cs="Arial"/>
+                <w:noProof w:val="0"/>
+                <w:sz w:val="22"/>
+                <w:szCs w:val="22"/>
+                <w:lang w:val="es-AR"/>
+              </w:rPr>
+              <w:t xml:space="preserve">El usuario debe estar registrado e iniciar sesión </w:t>
+            </w:r>
+          </w:p>
+          <w:p>
+            <w:pPr>
+              <w:pStyle w:val="ListParagraph"/>
+              <w:numPr>
+                <w:ilvl w:val="0"/>
+                <w:numId w:val="3"/>
+              </w:numPr>
+              <w:spacing w:before="0" w:beforeAutospacing="off" w:after="0" w:afterAutospacing="off"/>
+              <w:ind/>
+              <w:rPr>
+                <w:rFonts w:ascii="Arial" w:hAnsi="Arial" w:eastAsia="Arial" w:cs="Arial"/>
+                <w:noProof w:val="0"/>
+                <w:sz w:val="22"/>
+                <w:szCs w:val="22"/>
+                <w:lang w:val="es-AR"/>
+              </w:rPr>
+            </w:pPr>
+            <w:r>
+              <w:rPr>
+                <w:rFonts w:ascii="Arial" w:hAnsi="Arial" w:eastAsia="Arial" w:cs="Arial"/>
+                <w:noProof w:val="0"/>
+                <w:sz w:val="22"/>
+                <w:szCs w:val="22"/>
+                <w:lang w:val="es-AR"/>
+              </w:rPr>
+              <w:t>Debe existir una reserva creada por el usuario</w:t>
+            </w:r>
+          </w:p>
           <w:p>
             <w:pPr>
               <w:ind w:left="111"/>
-            </w:pPr>
-            <w:r>
-              <w:rPr>
-                <w:sz w:val="22"/>
-              </w:rPr>
-              <w:t xml:space="preserve">[Condiciones que se cumplen antes de iniciar el caso de uso] </w:t>
-            </w:r>
+              <w:rPr>
+                <w:sz w:val="22"/>
+                <w:szCs w:val="22"/>
+              </w:rPr>
+            </w:pPr>
           </w:p>
         </w:tc>
       </w:tr>
@@ -276,12 +350,13 @@
           <w:tcPr>
             <w:tcW w:w="1761" w:type="dxa"/>
             <w:tcBorders>
-              <w:top w:val="single" w:sz="8" w:space="0" w:color="000000"/>
-              <w:left w:val="single" w:sz="8" w:space="0" w:color="000000"/>
-              <w:bottom w:val="single" w:sz="8" w:space="0" w:color="000000"/>
-              <w:right w:val="single" w:sz="8" w:space="0" w:color="000000"/>
+              <w:top w:val="single" w:color="000000" w:themeColor="text1" w:sz="8" w:space="0"/>
+              <w:left w:val="single" w:color="000000" w:themeColor="text1" w:sz="8" w:space="0"/>
+              <w:bottom w:val="single" w:color="000000" w:themeColor="text1" w:sz="8" w:space="0"/>
+              <w:right w:val="single" w:color="000000" w:themeColor="text1" w:sz="8" w:space="0"/>
             </w:tcBorders>
             <w:shd w:val="clear" w:color="auto" w:fill="FFF2CC"/>
+            <w:tcMar/>
             <w:vAlign w:val="center"/>
           </w:tcPr>
           <w:p>
@@ -300,23 +375,91 @@
         <w:tc>
           <w:tcPr>
             <w:tcW w:w="9339" w:type="dxa"/>
-            <w:gridSpan w:val="4"/>
-            <w:tcBorders>
-              <w:top w:val="single" w:sz="8" w:space="0" w:color="000000"/>
-              <w:left w:val="single" w:sz="8" w:space="0" w:color="000000"/>
-              <w:bottom w:val="single" w:sz="8" w:space="0" w:color="000000"/>
-              <w:right w:val="single" w:sz="8" w:space="0" w:color="000000"/>
-            </w:tcBorders>
-          </w:tcPr>
-          <w:p>
-            <w:pPr>
-              <w:ind w:left="111"/>
-            </w:pPr>
-            <w:r>
-              <w:rPr>
-                <w:sz w:val="22"/>
-              </w:rPr>
-              <w:t xml:space="preserve">[Condiciones a cubrir después de terminado el caso de uso] </w:t>
+            <w:gridSpan w:val="3"/>
+            <w:tcBorders>
+              <w:top w:val="single" w:color="000000" w:themeColor="text1" w:sz="8" w:space="0"/>
+              <w:left w:val="single" w:color="000000" w:themeColor="text1" w:sz="8" w:space="0"/>
+              <w:bottom w:val="single" w:color="000000" w:themeColor="text1" w:sz="8" w:space="0"/>
+              <w:right w:val="single" w:color="000000" w:themeColor="text1" w:sz="8" w:space="0"/>
+            </w:tcBorders>
+            <w:tcMar/>
+          </w:tcPr>
+          <w:p>
+            <w:pPr>
+              <w:pStyle w:val="ListParagraph"/>
+              <w:numPr>
+                <w:ilvl w:val="0"/>
+                <w:numId w:val="4"/>
+              </w:numPr>
+              <w:ind/>
+              <w:rPr>
+                <w:noProof w:val="0"/>
+                <w:sz w:val="22"/>
+                <w:szCs w:val="22"/>
+                <w:lang w:val="es-AR"/>
+              </w:rPr>
+            </w:pPr>
+            <w:r>
+              <w:rPr>
+                <w:noProof w:val="0"/>
+                <w:sz w:val="22"/>
+                <w:szCs w:val="22"/>
+                <w:lang w:val="es-AR"/>
+              </w:rPr>
+              <w:t xml:space="preserve">Se genera una publicación de búsqueda de </w:t>
+            </w:r>
+            <w:r>
+              <w:rPr>
+                <w:noProof w:val="0"/>
+                <w:sz w:val="22"/>
+                <w:szCs w:val="22"/>
+                <w:lang w:val="es-AR"/>
+              </w:rPr>
+              <w:t xml:space="preserve">uno o </w:t>
+            </w:r>
+            <w:r>
+              <w:rPr>
+                <w:noProof w:val="0"/>
+                <w:sz w:val="22"/>
+                <w:szCs w:val="22"/>
+                <w:lang w:val="es-AR"/>
+              </w:rPr>
+              <w:t>más</w:t>
+            </w:r>
+            <w:r>
+              <w:rPr>
+                <w:noProof w:val="0"/>
+                <w:sz w:val="22"/>
+                <w:szCs w:val="22"/>
+                <w:lang w:val="es-AR"/>
+              </w:rPr>
+              <w:t xml:space="preserve"> jugadores</w:t>
+            </w:r>
+          </w:p>
+          <w:p>
+            <w:pPr>
+              <w:pStyle w:val="ListParagraph"/>
+              <w:numPr>
+                <w:ilvl w:val="0"/>
+                <w:numId w:val="4"/>
+              </w:numPr>
+              <w:spacing w:before="0" w:beforeAutospacing="off" w:after="0" w:afterAutospacing="off"/>
+              <w:ind/>
+              <w:rPr>
+                <w:noProof w:val="0"/>
+                <w:sz w:val="22"/>
+                <w:szCs w:val="22"/>
+                <w:lang w:val="es-AR"/>
+              </w:rPr>
+            </w:pPr>
+            <w:r>
+              <w:rPr>
+                <w:noProof w:val="0"/>
+                <w:sz w:val="22"/>
+                <w:szCs w:val="22"/>
+                <w:lang w:val="es-AR"/>
+              </w:rPr>
+              <w:t>Se envían notificaciones a otros usuarios</w:t>
             </w:r>
           </w:p>
         </w:tc>
@@ -330,12 +473,13 @@
             <w:tcW w:w="1761" w:type="dxa"/>
             <w:vMerge w:val="restart"/>
             <w:tcBorders>
-              <w:top w:val="single" w:sz="8" w:space="0" w:color="000000"/>
-              <w:left w:val="single" w:sz="8" w:space="0" w:color="000000"/>
-              <w:bottom w:val="single" w:sz="8" w:space="0" w:color="000000"/>
-              <w:right w:val="single" w:sz="8" w:space="0" w:color="000000"/>
+              <w:top w:val="single" w:color="000000" w:themeColor="text1" w:sz="8" w:space="0"/>
+              <w:left w:val="single" w:color="000000" w:themeColor="text1" w:sz="8" w:space="0"/>
+              <w:bottom w:val="single" w:color="000000" w:themeColor="text1" w:sz="8" w:space="0"/>
+              <w:right w:val="single" w:color="000000" w:themeColor="text1" w:sz="8" w:space="0"/>
             </w:tcBorders>
             <w:shd w:val="clear" w:color="auto" w:fill="FFF2CC"/>
+            <w:tcMar/>
           </w:tcPr>
           <w:p>
             <w:pPr>
@@ -364,14 +508,15 @@
         </w:tc>
         <w:tc>
           <w:tcPr>
-            <w:tcW w:w="459" w:type="dxa"/>
-            <w:tcBorders>
-              <w:top w:val="single" w:sz="8" w:space="0" w:color="000000"/>
-              <w:left w:val="single" w:sz="8" w:space="0" w:color="000000"/>
-              <w:bottom w:val="single" w:sz="8" w:space="0" w:color="000000"/>
-              <w:right w:val="single" w:sz="8" w:space="0" w:color="000000"/>
+            <w:tcW w:w="600" w:type="dxa"/>
+            <w:tcBorders>
+              <w:top w:val="single" w:color="000000" w:themeColor="text1" w:sz="8" w:space="0"/>
+              <w:left w:val="single" w:color="000000" w:themeColor="text1" w:sz="8" w:space="0"/>
+              <w:bottom w:val="single" w:color="000000" w:themeColor="text1" w:sz="8" w:space="0"/>
+              <w:right w:val="single" w:color="000000" w:themeColor="text1" w:sz="8" w:space="0"/>
             </w:tcBorders>
             <w:shd w:val="clear" w:color="auto" w:fill="D9EAD3"/>
+            <w:tcMar/>
             <w:vAlign w:val="center"/>
           </w:tcPr>
           <w:p>
@@ -389,14 +534,15 @@
         </w:tc>
         <w:tc>
           <w:tcPr>
-            <w:tcW w:w="4200" w:type="dxa"/>
-            <w:tcBorders>
-              <w:top w:val="single" w:sz="8" w:space="0" w:color="000000"/>
-              <w:left w:val="single" w:sz="8" w:space="0" w:color="000000"/>
-              <w:bottom w:val="single" w:sz="8" w:space="0" w:color="000000"/>
-              <w:right w:val="single" w:sz="8" w:space="0" w:color="000000"/>
+            <w:tcW w:w="4059" w:type="dxa"/>
+            <w:tcBorders>
+              <w:top w:val="single" w:color="000000" w:themeColor="text1" w:sz="8" w:space="0"/>
+              <w:left w:val="single" w:color="000000" w:themeColor="text1" w:sz="8" w:space="0"/>
+              <w:bottom w:val="single" w:color="000000" w:themeColor="text1" w:sz="8" w:space="0"/>
+              <w:right w:val="single" w:color="000000" w:themeColor="text1" w:sz="8" w:space="0"/>
             </w:tcBorders>
             <w:shd w:val="clear" w:color="auto" w:fill="D9EAD3"/>
+            <w:tcMar/>
             <w:vAlign w:val="center"/>
           </w:tcPr>
           <w:p>
@@ -415,14 +561,14 @@
         <w:tc>
           <w:tcPr>
             <w:tcW w:w="4680" w:type="dxa"/>
-            <w:gridSpan w:val="2"/>
-            <w:tcBorders>
-              <w:top w:val="single" w:sz="8" w:space="0" w:color="000000"/>
-              <w:left w:val="single" w:sz="8" w:space="0" w:color="000000"/>
-              <w:bottom w:val="single" w:sz="8" w:space="0" w:color="000000"/>
-              <w:right w:val="single" w:sz="8" w:space="0" w:color="000000"/>
+            <w:tcBorders>
+              <w:top w:val="single" w:color="000000" w:themeColor="text1" w:sz="8" w:space="0"/>
+              <w:left w:val="single" w:color="000000" w:themeColor="text1" w:sz="8" w:space="0"/>
+              <w:bottom w:val="single" w:color="000000" w:themeColor="text1" w:sz="8" w:space="0"/>
+              <w:right w:val="single" w:color="000000" w:themeColor="text1" w:sz="8" w:space="0"/>
             </w:tcBorders>
             <w:shd w:val="clear" w:color="auto" w:fill="D9EAD3"/>
+            <w:tcMar/>
             <w:vAlign w:val="center"/>
           </w:tcPr>
           <w:p>
@@ -445,14 +591,10 @@
         </w:trPr>
         <w:tc>
           <w:tcPr>
-            <w:tcW w:w="0" w:type="auto"/>
+            <w:tcW w:w="1761" w:type="dxa"/>
             <w:vMerge/>
-            <w:tcBorders>
-              <w:top w:val="nil"/>
-              <w:left w:val="single" w:sz="8" w:space="0" w:color="000000"/>
-              <w:bottom w:val="nil"/>
-              <w:right w:val="single" w:sz="8" w:space="0" w:color="000000"/>
-            </w:tcBorders>
+            <w:tcBorders/>
+            <w:tcMar/>
           </w:tcPr>
           <w:p>
             <w:pPr>
@@ -462,13 +604,14 @@
         </w:tc>
         <w:tc>
           <w:tcPr>
-            <w:tcW w:w="459" w:type="dxa"/>
-            <w:tcBorders>
-              <w:top w:val="single" w:sz="8" w:space="0" w:color="000000"/>
-              <w:left w:val="single" w:sz="8" w:space="0" w:color="000000"/>
-              <w:bottom w:val="single" w:sz="8" w:space="0" w:color="000000"/>
-              <w:right w:val="single" w:sz="8" w:space="0" w:color="000000"/>
-            </w:tcBorders>
+            <w:tcW w:w="600" w:type="dxa"/>
+            <w:tcBorders>
+              <w:top w:val="single" w:color="000000" w:themeColor="text1" w:sz="8" w:space="0"/>
+              <w:left w:val="single" w:color="000000" w:themeColor="text1" w:sz="8" w:space="0"/>
+              <w:bottom w:val="single" w:color="000000" w:themeColor="text1" w:sz="8" w:space="0"/>
+              <w:right w:val="single" w:color="000000" w:themeColor="text1" w:sz="8" w:space="0"/>
+            </w:tcBorders>
+            <w:tcMar/>
             <w:vAlign w:val="center"/>
           </w:tcPr>
           <w:p>
@@ -485,48 +628,76 @@
         </w:tc>
         <w:tc>
           <w:tcPr>
-            <w:tcW w:w="4200" w:type="dxa"/>
-            <w:tcBorders>
-              <w:top w:val="single" w:sz="8" w:space="0" w:color="000000"/>
-              <w:left w:val="single" w:sz="8" w:space="0" w:color="000000"/>
-              <w:bottom w:val="single" w:sz="8" w:space="0" w:color="000000"/>
-              <w:right w:val="single" w:sz="8" w:space="0" w:color="000000"/>
-            </w:tcBorders>
-            <w:vAlign w:val="center"/>
-          </w:tcPr>
-          <w:p>
-            <w:pPr>
+            <w:tcW w:w="4059" w:type="dxa"/>
+            <w:tcBorders>
+              <w:top w:val="single" w:color="000000" w:themeColor="text1" w:sz="8" w:space="0"/>
+              <w:left w:val="single" w:color="000000" w:themeColor="text1" w:sz="8" w:space="0"/>
+              <w:bottom w:val="single" w:color="000000" w:themeColor="text1" w:sz="8" w:space="0"/>
+              <w:right w:val="single" w:color="000000" w:themeColor="text1" w:sz="8" w:space="0"/>
+            </w:tcBorders>
+            <w:tcMar/>
+            <w:vAlign w:val="center"/>
+          </w:tcPr>
+          <w:p>
+            <w:pPr>
+              <w:pStyle w:val="Normal"/>
               <w:ind w:left="102"/>
             </w:pPr>
             <w:r>
               <w:rPr>
-                <w:sz w:val="22"/>
-              </w:rPr>
-              <w:t xml:space="preserve">[lo que realiza el actor] </w:t>
+                <w:rFonts w:ascii="Arial" w:hAnsi="Arial" w:eastAsia="Arial" w:cs="Arial"/>
+                <w:noProof w:val="0"/>
+                <w:sz w:val="22"/>
+                <w:szCs w:val="22"/>
+                <w:lang w:val="es-AR"/>
+              </w:rPr>
+              <w:t>Usuario selecciona una reserva</w:t>
             </w:r>
           </w:p>
         </w:tc>
         <w:tc>
           <w:tcPr>
             <w:tcW w:w="4680" w:type="dxa"/>
-            <w:gridSpan w:val="2"/>
-            <w:tcBorders>
-              <w:top w:val="single" w:sz="8" w:space="0" w:color="000000"/>
-              <w:left w:val="single" w:sz="8" w:space="0" w:color="000000"/>
-              <w:bottom w:val="single" w:sz="8" w:space="0" w:color="000000"/>
-              <w:right w:val="single" w:sz="8" w:space="0" w:color="000000"/>
-            </w:tcBorders>
-            <w:vAlign w:val="center"/>
-          </w:tcPr>
-          <w:p>
-            <w:pPr>
+            <w:tcBorders>
+              <w:top w:val="single" w:color="000000" w:themeColor="text1" w:sz="8" w:space="0"/>
+              <w:left w:val="single" w:color="000000" w:themeColor="text1" w:sz="8" w:space="0"/>
+              <w:bottom w:val="single" w:color="000000" w:themeColor="text1" w:sz="8" w:space="0"/>
+              <w:right w:val="single" w:color="000000" w:themeColor="text1" w:sz="8" w:space="0"/>
+            </w:tcBorders>
+            <w:tcMar/>
+            <w:vAlign w:val="center"/>
+          </w:tcPr>
+          <w:p>
+            <w:pPr>
+              <w:pStyle w:val="Normal"/>
               <w:ind w:left="102"/>
-            </w:pPr>
-            <w:r>
-              <w:rPr>
-                <w:sz w:val="22"/>
-              </w:rPr>
-              <w:t xml:space="preserve">[lo que responde el sistema] </w:t>
+              <w:rPr>
+                <w:rFonts w:ascii="Arial" w:hAnsi="Arial" w:eastAsia="Arial" w:cs="Arial"/>
+                <w:noProof w:val="0"/>
+                <w:sz w:val="22"/>
+                <w:szCs w:val="22"/>
+                <w:lang w:val="es-AR"/>
+              </w:rPr>
+            </w:pPr>
+            <w:r>
+              <w:rPr>
+                <w:rFonts w:ascii="Arial" w:hAnsi="Arial" w:eastAsia="Arial" w:cs="Arial"/>
+                <w:noProof w:val="0"/>
+                <w:sz w:val="22"/>
+                <w:szCs w:val="22"/>
+                <w:lang w:val="es-AR"/>
+              </w:rPr>
+              <w:t>Sistema muestra</w:t>
+            </w:r>
+            <w:r>
+              <w:rPr>
+                <w:rFonts w:ascii="Arial" w:hAnsi="Arial" w:eastAsia="Arial" w:cs="Arial"/>
+                <w:noProof w:val="0"/>
+                <w:sz w:val="22"/>
+                <w:szCs w:val="22"/>
+                <w:lang w:val="es-AR"/>
+              </w:rPr>
+              <w:t xml:space="preserve"> los detalles de la reserva</w:t>
             </w:r>
           </w:p>
         </w:tc>
@@ -537,14 +708,10 @@
         </w:trPr>
         <w:tc>
           <w:tcPr>
-            <w:tcW w:w="0" w:type="auto"/>
+            <w:tcW w:w="1761" w:type="dxa"/>
             <w:vMerge/>
-            <w:tcBorders>
-              <w:top w:val="nil"/>
-              <w:left w:val="single" w:sz="8" w:space="0" w:color="000000"/>
-              <w:bottom w:val="nil"/>
-              <w:right w:val="single" w:sz="8" w:space="0" w:color="000000"/>
-            </w:tcBorders>
+            <w:tcBorders/>
+            <w:tcMar/>
           </w:tcPr>
           <w:p>
             <w:pPr>
@@ -554,13 +721,14 @@
         </w:tc>
         <w:tc>
           <w:tcPr>
-            <w:tcW w:w="459" w:type="dxa"/>
-            <w:tcBorders>
-              <w:top w:val="single" w:sz="8" w:space="0" w:color="000000"/>
-              <w:left w:val="single" w:sz="8" w:space="0" w:color="000000"/>
-              <w:bottom w:val="single" w:sz="8" w:space="0" w:color="000000"/>
-              <w:right w:val="single" w:sz="8" w:space="0" w:color="000000"/>
-            </w:tcBorders>
+            <w:tcW w:w="600" w:type="dxa"/>
+            <w:tcBorders>
+              <w:top w:val="single" w:color="000000" w:themeColor="text1" w:sz="8" w:space="0"/>
+              <w:left w:val="single" w:color="000000" w:themeColor="text1" w:sz="8" w:space="0"/>
+              <w:bottom w:val="single" w:color="000000" w:themeColor="text1" w:sz="8" w:space="0"/>
+              <w:right w:val="single" w:color="000000" w:themeColor="text1" w:sz="8" w:space="0"/>
+            </w:tcBorders>
+            <w:tcMar/>
             <w:vAlign w:val="center"/>
           </w:tcPr>
           <w:p>
@@ -577,217 +745,86 @@
         </w:tc>
         <w:tc>
           <w:tcPr>
-            <w:tcW w:w="4200" w:type="dxa"/>
-            <w:tcBorders>
-              <w:top w:val="single" w:sz="8" w:space="0" w:color="000000"/>
-              <w:left w:val="single" w:sz="8" w:space="0" w:color="000000"/>
-              <w:bottom w:val="single" w:sz="8" w:space="0" w:color="000000"/>
-              <w:right w:val="single" w:sz="8" w:space="0" w:color="000000"/>
-            </w:tcBorders>
-            <w:vAlign w:val="center"/>
-          </w:tcPr>
-          <w:p>
-            <w:pPr>
+            <w:tcW w:w="4059" w:type="dxa"/>
+            <w:tcBorders>
+              <w:top w:val="single" w:color="000000" w:themeColor="text1" w:sz="8" w:space="0"/>
+              <w:left w:val="single" w:color="000000" w:themeColor="text1" w:sz="8" w:space="0"/>
+              <w:bottom w:val="single" w:color="000000" w:themeColor="text1" w:sz="8" w:space="0"/>
+              <w:right w:val="single" w:color="000000" w:themeColor="text1" w:sz="8" w:space="0"/>
+            </w:tcBorders>
+            <w:tcMar/>
+            <w:vAlign w:val="center"/>
+          </w:tcPr>
+          <w:p>
+            <w:pPr>
+              <w:pStyle w:val="Normal"/>
               <w:ind w:left="102"/>
-            </w:pPr>
-            <w:r>
-              <w:rPr>
-                <w:sz w:val="22"/>
-              </w:rPr>
-              <w:t xml:space="preserve">[siguiente paso que hace actor] </w:t>
+              <w:rPr>
+                <w:rFonts w:ascii="Arial" w:hAnsi="Arial" w:eastAsia="Arial" w:cs="Arial"/>
+                <w:noProof w:val="0"/>
+                <w:sz w:val="22"/>
+                <w:szCs w:val="22"/>
+                <w:lang w:val="es-AR"/>
+              </w:rPr>
+            </w:pPr>
+            <w:r>
+              <w:rPr>
+                <w:rFonts w:ascii="Arial" w:hAnsi="Arial" w:eastAsia="Arial" w:cs="Arial"/>
+                <w:noProof w:val="0"/>
+                <w:sz w:val="22"/>
+                <w:szCs w:val="22"/>
+                <w:lang w:val="es-AR"/>
+              </w:rPr>
+              <w:t xml:space="preserve">Usuario elige la opción “Buscar </w:t>
+            </w:r>
+            <w:r>
+              <w:rPr>
+                <w:rFonts w:ascii="Arial" w:hAnsi="Arial" w:eastAsia="Arial" w:cs="Arial"/>
+                <w:noProof w:val="0"/>
+                <w:sz w:val="22"/>
+                <w:szCs w:val="22"/>
+                <w:lang w:val="es-AR"/>
+              </w:rPr>
+              <w:t>Jugadores</w:t>
+            </w:r>
+            <w:r>
+              <w:rPr>
+                <w:rFonts w:ascii="Arial" w:hAnsi="Arial" w:eastAsia="Arial" w:cs="Arial"/>
+                <w:noProof w:val="0"/>
+                <w:sz w:val="22"/>
+                <w:szCs w:val="22"/>
+                <w:lang w:val="es-AR"/>
+              </w:rPr>
+              <w:t>”</w:t>
             </w:r>
           </w:p>
         </w:tc>
         <w:tc>
           <w:tcPr>
             <w:tcW w:w="4680" w:type="dxa"/>
-            <w:gridSpan w:val="2"/>
-            <w:tcBorders>
-              <w:top w:val="single" w:sz="8" w:space="0" w:color="000000"/>
-              <w:left w:val="single" w:sz="8" w:space="0" w:color="000000"/>
-              <w:bottom w:val="single" w:sz="8" w:space="0" w:color="000000"/>
-              <w:right w:val="single" w:sz="8" w:space="0" w:color="000000"/>
-            </w:tcBorders>
-            <w:vAlign w:val="center"/>
-          </w:tcPr>
-          <w:p>
-            <w:pPr>
+            <w:tcBorders>
+              <w:top w:val="single" w:color="000000" w:themeColor="text1" w:sz="8" w:space="0"/>
+              <w:left w:val="single" w:color="000000" w:themeColor="text1" w:sz="8" w:space="0"/>
+              <w:bottom w:val="single" w:color="000000" w:themeColor="text1" w:sz="8" w:space="0"/>
+              <w:right w:val="single" w:color="000000" w:themeColor="text1" w:sz="8" w:space="0"/>
+            </w:tcBorders>
+            <w:tcMar/>
+            <w:vAlign w:val="center"/>
+          </w:tcPr>
+          <w:p>
+            <w:pPr>
+              <w:pStyle w:val="Normal"/>
               <w:ind w:left="102"/>
             </w:pPr>
             <w:r>
               <w:rPr>
-                <w:sz w:val="22"/>
-              </w:rPr>
-              <w:t xml:space="preserve">[siguiente respuesta del sistema] </w:t>
-            </w:r>
-          </w:p>
-        </w:tc>
-      </w:tr>
-      <w:tr>
-        <w:trPr>
-          <w:trHeight w:val="1840"/>
-        </w:trPr>
-        <w:tc>
-          <w:tcPr>
-            <w:tcW w:w="0" w:type="auto"/>
-            <w:vMerge/>
-            <w:tcBorders>
-              <w:top w:val="nil"/>
-              <w:left w:val="single" w:sz="8" w:space="0" w:color="000000"/>
-              <w:bottom w:val="nil"/>
-              <w:right w:val="single" w:sz="8" w:space="0" w:color="000000"/>
-            </w:tcBorders>
-          </w:tcPr>
-          <w:p>
-            <w:pPr>
-              <w:spacing w:after="160"/>
-            </w:pPr>
-          </w:p>
-        </w:tc>
-        <w:tc>
-          <w:tcPr>
-            <w:tcW w:w="459" w:type="dxa"/>
-            <w:tcBorders>
-              <w:top w:val="single" w:sz="8" w:space="0" w:color="000000"/>
-              <w:left w:val="single" w:sz="8" w:space="0" w:color="000000"/>
-              <w:bottom w:val="single" w:sz="8" w:space="0" w:color="000000"/>
-              <w:right w:val="single" w:sz="8" w:space="0" w:color="000000"/>
-            </w:tcBorders>
-          </w:tcPr>
-          <w:p>
-            <w:pPr>
-              <w:ind w:left="111"/>
-            </w:pPr>
-            <w:r>
-              <w:rPr>
-                <w:sz w:val="22"/>
-              </w:rPr>
-              <w:t xml:space="preserve"> </w:t>
-            </w:r>
-          </w:p>
-        </w:tc>
-        <w:tc>
-          <w:tcPr>
-            <w:tcW w:w="4200" w:type="dxa"/>
-            <w:tcBorders>
-              <w:top w:val="single" w:sz="8" w:space="0" w:color="000000"/>
-              <w:left w:val="single" w:sz="8" w:space="0" w:color="000000"/>
-              <w:bottom w:val="single" w:sz="8" w:space="0" w:color="000000"/>
-              <w:right w:val="single" w:sz="8" w:space="0" w:color="000000"/>
-            </w:tcBorders>
-            <w:vAlign w:val="center"/>
-          </w:tcPr>
-          <w:p>
-            <w:pPr>
-              <w:numPr>
-                <w:ilvl w:val="0"/>
-                <w:numId w:val="1"/>
-              </w:numPr>
-              <w:spacing w:line="256" w:lineRule="auto"/>
-              <w:ind w:hanging="360"/>
-            </w:pPr>
-            <w:r>
-              <w:rPr>
-                <w:sz w:val="22"/>
-              </w:rPr>
-              <w:t xml:space="preserve">2.1 Si [Situación que produce una alternativa] el sistema deberá {&lt;acción a realizar&gt;, realizar el caso de uso </w:t>
-            </w:r>
-          </w:p>
-          <w:p>
-            <w:pPr>
-              <w:ind w:left="822"/>
-            </w:pPr>
-            <w:r>
-              <w:rPr>
-                <w:sz w:val="22"/>
-              </w:rPr>
-              <w:t xml:space="preserve">[caso de uso]} </w:t>
-            </w:r>
-          </w:p>
-          <w:p>
-            <w:pPr>
-              <w:numPr>
-                <w:ilvl w:val="0"/>
-                <w:numId w:val="1"/>
-              </w:numPr>
-              <w:ind w:hanging="360"/>
-            </w:pPr>
-            <w:r>
-              <w:rPr>
-                <w:sz w:val="22"/>
-              </w:rPr>
-              <w:t xml:space="preserve">…. </w:t>
-            </w:r>
-          </w:p>
-        </w:tc>
-        <w:tc>
-          <w:tcPr>
-            <w:tcW w:w="822" w:type="dxa"/>
-            <w:tcBorders>
-              <w:top w:val="single" w:sz="8" w:space="0" w:color="000000"/>
-              <w:left w:val="single" w:sz="8" w:space="0" w:color="000000"/>
-              <w:bottom w:val="single" w:sz="8" w:space="0" w:color="000000"/>
-              <w:right w:val="nil"/>
-            </w:tcBorders>
-            <w:vAlign w:val="center"/>
-          </w:tcPr>
-          <w:p>
-            <w:pPr>
-              <w:spacing w:after="1077"/>
-              <w:ind w:left="339"/>
-              <w:jc w:val="center"/>
-            </w:pPr>
-            <w:r>
-              <w:rPr>
-                <w:sz w:val="22"/>
-              </w:rPr>
-              <w:t xml:space="preserve">● </w:t>
-            </w:r>
-          </w:p>
-          <w:p>
-            <w:pPr>
-              <w:ind w:left="339"/>
-              <w:jc w:val="center"/>
-            </w:pPr>
-            <w:r>
-              <w:rPr>
-                <w:sz w:val="22"/>
-              </w:rPr>
-              <w:t xml:space="preserve">● </w:t>
-            </w:r>
-          </w:p>
-        </w:tc>
-        <w:tc>
-          <w:tcPr>
-            <w:tcW w:w="3858" w:type="dxa"/>
-            <w:tcBorders>
-              <w:top w:val="single" w:sz="8" w:space="0" w:color="000000"/>
-              <w:left w:val="nil"/>
-              <w:bottom w:val="single" w:sz="8" w:space="0" w:color="000000"/>
-              <w:right w:val="single" w:sz="8" w:space="0" w:color="000000"/>
-            </w:tcBorders>
-            <w:vAlign w:val="center"/>
-          </w:tcPr>
-          <w:p>
-            <w:pPr>
-              <w:spacing w:line="256" w:lineRule="auto"/>
-            </w:pPr>
-            <w:r>
-              <w:rPr>
-                <w:sz w:val="22"/>
-              </w:rPr>
-              <w:t xml:space="preserve">2.2 Si [Situación que produce una alternativa] el sistema deberá {&lt;acción a realizar&gt;, realizar el caso de uso </w:t>
-            </w:r>
-          </w:p>
-          <w:p>
-            <w:pPr>
-              <w:ind w:right="2031"/>
-            </w:pPr>
-            <w:r>
-              <w:rPr>
-                <w:sz w:val="22"/>
-              </w:rPr>
-              <w:t xml:space="preserve">[caso de uso]} …. </w:t>
+                <w:rFonts w:ascii="Arial" w:hAnsi="Arial" w:eastAsia="Arial" w:cs="Arial"/>
+                <w:noProof w:val="0"/>
+                <w:sz w:val="22"/>
+                <w:szCs w:val="22"/>
+                <w:lang w:val="es-AR"/>
+              </w:rPr>
+              <w:t>Sistema valida que la reserva sea válida y no esté completa</w:t>
             </w:r>
           </w:p>
         </w:tc>
@@ -798,212 +835,580 @@
         </w:trPr>
         <w:tc>
           <w:tcPr>
-            <w:tcW w:w="0" w:type="auto"/>
+            <w:tcW w:w="1761" w:type="dxa"/>
             <w:vMerge/>
-            <w:tcBorders>
-              <w:top w:val="nil"/>
-              <w:left w:val="single" w:sz="8" w:space="0" w:color="000000"/>
-              <w:bottom w:val="nil"/>
-              <w:right w:val="single" w:sz="8" w:space="0" w:color="000000"/>
-            </w:tcBorders>
-          </w:tcPr>
-          <w:p>
-            <w:pPr>
-              <w:spacing w:after="160"/>
-            </w:pPr>
-          </w:p>
-        </w:tc>
-        <w:tc>
-          <w:tcPr>
-            <w:tcW w:w="459" w:type="dxa"/>
-            <w:tcBorders>
-              <w:top w:val="single" w:sz="8" w:space="0" w:color="000000"/>
-              <w:left w:val="single" w:sz="8" w:space="0" w:color="000000"/>
-              <w:bottom w:val="single" w:sz="8" w:space="0" w:color="000000"/>
-              <w:right w:val="single" w:sz="8" w:space="0" w:color="000000"/>
-            </w:tcBorders>
-            <w:vAlign w:val="center"/>
-          </w:tcPr>
-          <w:p>
-            <w:pPr>
-              <w:ind w:left="111"/>
-            </w:pPr>
-            <w:r>
-              <w:rPr>
-                <w:sz w:val="22"/>
-              </w:rPr>
-              <w:t xml:space="preserve">... </w:t>
-            </w:r>
-          </w:p>
-        </w:tc>
-        <w:tc>
-          <w:tcPr>
-            <w:tcW w:w="4200" w:type="dxa"/>
-            <w:tcBorders>
-              <w:top w:val="single" w:sz="8" w:space="0" w:color="000000"/>
-              <w:left w:val="single" w:sz="8" w:space="0" w:color="000000"/>
-              <w:bottom w:val="single" w:sz="8" w:space="0" w:color="000000"/>
-              <w:right w:val="single" w:sz="8" w:space="0" w:color="000000"/>
-            </w:tcBorders>
-            <w:vAlign w:val="center"/>
-          </w:tcPr>
-          <w:p>
-            <w:pPr>
-              <w:ind w:left="102"/>
-            </w:pPr>
-            <w:r>
-              <w:rPr>
-                <w:sz w:val="22"/>
-              </w:rPr>
-              <w:t xml:space="preserve"> </w:t>
-            </w:r>
-          </w:p>
-        </w:tc>
-        <w:tc>
-          <w:tcPr>
-            <w:tcW w:w="822" w:type="dxa"/>
-            <w:tcBorders>
-              <w:top w:val="single" w:sz="8" w:space="0" w:color="000000"/>
-              <w:left w:val="single" w:sz="8" w:space="0" w:color="000000"/>
-              <w:bottom w:val="single" w:sz="8" w:space="0" w:color="000000"/>
-              <w:right w:val="nil"/>
-            </w:tcBorders>
-            <w:vAlign w:val="center"/>
-          </w:tcPr>
-          <w:p>
-            <w:pPr>
-              <w:ind w:left="102"/>
-            </w:pPr>
-            <w:r>
-              <w:rPr>
-                <w:sz w:val="22"/>
-              </w:rPr>
-              <w:t xml:space="preserve">... </w:t>
-            </w:r>
-          </w:p>
-        </w:tc>
-        <w:tc>
-          <w:tcPr>
-            <w:tcW w:w="3858" w:type="dxa"/>
-            <w:tcBorders>
-              <w:top w:val="single" w:sz="8" w:space="0" w:color="000000"/>
-              <w:left w:val="nil"/>
-              <w:bottom w:val="single" w:sz="8" w:space="0" w:color="000000"/>
-              <w:right w:val="single" w:sz="8" w:space="0" w:color="000000"/>
-            </w:tcBorders>
-          </w:tcPr>
-          <w:p>
-            <w:pPr>
-              <w:spacing w:after="160"/>
-            </w:pPr>
-          </w:p>
+            <w:tcBorders/>
+            <w:tcMar/>
+          </w:tcPr>
+          <w:p/>
+        </w:tc>
+        <w:tc>
+          <w:tcPr>
+            <w:tcW w:w="600" w:type="dxa"/>
+            <w:tcBorders>
+              <w:top w:val="single" w:color="000000" w:themeColor="text1" w:sz="8" w:space="0"/>
+              <w:left w:val="single" w:color="000000" w:themeColor="text1" w:sz="8" w:space="0"/>
+              <w:bottom w:val="single" w:color="000000" w:themeColor="text1" w:sz="8" w:space="0"/>
+              <w:right w:val="single" w:color="000000" w:themeColor="text1" w:sz="8" w:space="0"/>
+            </w:tcBorders>
+            <w:tcMar/>
+            <w:vAlign w:val="center"/>
+          </w:tcPr>
+          <w:p>
+            <w:pPr>
+              <w:pStyle w:val="Normal"/>
+              <w:rPr>
+                <w:sz w:val="22"/>
+                <w:szCs w:val="22"/>
+              </w:rPr>
+            </w:pPr>
+            <w:r>
+              <w:rPr>
+                <w:sz w:val="22"/>
+                <w:szCs w:val="22"/>
+              </w:rPr>
+              <w:t xml:space="preserve"> 2.</w:t>
+            </w:r>
+            <w:r>
+              <w:rPr>
+                <w:sz w:val="22"/>
+                <w:szCs w:val="22"/>
+              </w:rPr>
+              <w:t>1</w:t>
+            </w:r>
+          </w:p>
+        </w:tc>
+        <w:tc>
+          <w:tcPr>
+            <w:tcW w:w="4059" w:type="dxa"/>
+            <w:tcBorders>
+              <w:top w:val="single" w:color="000000" w:themeColor="text1" w:sz="8" w:space="0"/>
+              <w:left w:val="single" w:color="000000" w:themeColor="text1" w:sz="8" w:space="0"/>
+              <w:bottom w:val="single" w:color="000000" w:themeColor="text1" w:sz="8" w:space="0"/>
+              <w:right w:val="single" w:color="000000" w:themeColor="text1" w:sz="8" w:space="0"/>
+            </w:tcBorders>
+            <w:tcMar/>
+            <w:vAlign w:val="center"/>
+          </w:tcPr>
+          <w:p>
+            <w:pPr>
+              <w:pStyle w:val="Normal"/>
+              <w:rPr>
+                <w:rFonts w:ascii="Arial" w:hAnsi="Arial" w:eastAsia="Arial" w:cs="Arial"/>
+                <w:noProof w:val="0"/>
+                <w:sz w:val="22"/>
+                <w:szCs w:val="22"/>
+                <w:lang w:val="es-AR"/>
+              </w:rPr>
+            </w:pPr>
+            <w:r>
+              <w:rPr>
+                <w:rFonts w:ascii="Arial" w:hAnsi="Arial" w:eastAsia="Arial" w:cs="Arial"/>
+                <w:noProof w:val="0"/>
+                <w:sz w:val="22"/>
+                <w:szCs w:val="22"/>
+                <w:lang w:val="es-AR"/>
+              </w:rPr>
+              <w:t xml:space="preserve"> Si la reserva está cancelada o vencida</w:t>
+            </w:r>
+          </w:p>
+        </w:tc>
+        <w:tc>
+          <w:tcPr>
+            <w:tcW w:w="4680" w:type="dxa"/>
+            <w:tcBorders>
+              <w:top w:val="single" w:color="000000" w:themeColor="text1" w:sz="8" w:space="0"/>
+              <w:left w:val="single" w:color="000000" w:themeColor="text1" w:sz="8" w:space="0"/>
+              <w:bottom w:val="single" w:color="000000" w:themeColor="text1" w:sz="8" w:space="0"/>
+              <w:right w:val="single" w:color="000000" w:themeColor="text1" w:sz="8" w:space="0"/>
+            </w:tcBorders>
+            <w:tcMar/>
+            <w:vAlign w:val="center"/>
+          </w:tcPr>
+          <w:p>
+            <w:pPr>
+              <w:pStyle w:val="Normal"/>
+              <w:rPr>
+                <w:rFonts w:ascii="Arial" w:hAnsi="Arial" w:eastAsia="Arial" w:cs="Arial"/>
+                <w:noProof w:val="0"/>
+                <w:sz w:val="22"/>
+                <w:szCs w:val="22"/>
+                <w:lang w:val="es-AR"/>
+              </w:rPr>
+            </w:pPr>
+            <w:r>
+              <w:rPr>
+                <w:rFonts w:ascii="Arial" w:hAnsi="Arial" w:eastAsia="Arial" w:cs="Arial"/>
+                <w:noProof w:val="0"/>
+                <w:sz w:val="22"/>
+                <w:szCs w:val="22"/>
+                <w:lang w:val="es-AR"/>
+              </w:rPr>
+              <w:t xml:space="preserve"> El sistema deberá mostrar un error y no permitir continuar</w:t>
+            </w:r>
+          </w:p>
+        </w:tc>
+        <w:tc>
+          <w:tcPr/>
         </w:tc>
       </w:tr>
       <w:tr>
         <w:trPr>
-          <w:trHeight w:val="498"/>
+          <w:trHeight w:val="500"/>
         </w:trPr>
         <w:tc>
           <w:tcPr>
-            <w:tcW w:w="0" w:type="auto"/>
+            <w:tcW w:w="1761" w:type="dxa"/>
             <w:vMerge/>
-            <w:tcBorders>
-              <w:top w:val="nil"/>
-              <w:left w:val="single" w:sz="8" w:space="0" w:color="000000"/>
-              <w:bottom w:val="single" w:sz="8" w:space="0" w:color="000000"/>
-              <w:right w:val="single" w:sz="8" w:space="0" w:color="000000"/>
-            </w:tcBorders>
-          </w:tcPr>
-          <w:p>
-            <w:pPr>
-              <w:spacing w:after="160"/>
-            </w:pPr>
-          </w:p>
-        </w:tc>
-        <w:tc>
-          <w:tcPr>
-            <w:tcW w:w="459" w:type="dxa"/>
-            <w:tcBorders>
-              <w:top w:val="single" w:sz="8" w:space="0" w:color="000000"/>
-              <w:left w:val="single" w:sz="8" w:space="0" w:color="000000"/>
-              <w:bottom w:val="single" w:sz="8" w:space="0" w:color="000000"/>
-              <w:right w:val="single" w:sz="8" w:space="0" w:color="000000"/>
-            </w:tcBorders>
-            <w:vAlign w:val="center"/>
-          </w:tcPr>
-          <w:p>
-            <w:pPr>
-              <w:ind w:left="111"/>
-            </w:pPr>
-            <w:r>
-              <w:rPr>
-                <w:sz w:val="22"/>
-              </w:rPr>
-              <w:t xml:space="preserve">n </w:t>
-            </w:r>
-          </w:p>
-        </w:tc>
-        <w:tc>
-          <w:tcPr>
-            <w:tcW w:w="4200" w:type="dxa"/>
-            <w:tcBorders>
-              <w:top w:val="single" w:sz="8" w:space="0" w:color="000000"/>
-              <w:left w:val="single" w:sz="8" w:space="0" w:color="000000"/>
-              <w:bottom w:val="single" w:sz="8" w:space="0" w:color="000000"/>
-              <w:right w:val="single" w:sz="8" w:space="0" w:color="000000"/>
-            </w:tcBorders>
-            <w:vAlign w:val="center"/>
-          </w:tcPr>
-          <w:p>
-            <w:pPr>
+            <w:tcBorders/>
+            <w:tcMar/>
+          </w:tcPr>
+          <w:p/>
+        </w:tc>
+        <w:tc>
+          <w:tcPr>
+            <w:tcW w:w="600" w:type="dxa"/>
+            <w:tcBorders>
+              <w:top w:val="single" w:color="000000" w:themeColor="text1" w:sz="8" w:space="0"/>
+              <w:left w:val="single" w:color="000000" w:themeColor="text1" w:sz="8" w:space="0"/>
+              <w:bottom w:val="single" w:color="000000" w:themeColor="text1" w:sz="8" w:space="0"/>
+              <w:right w:val="single" w:color="000000" w:themeColor="text1" w:sz="8" w:space="0"/>
+            </w:tcBorders>
+            <w:tcMar/>
+            <w:vAlign w:val="center"/>
+          </w:tcPr>
+          <w:p>
+            <w:pPr>
+              <w:ind w:left="0"/>
+            </w:pPr>
+            <w:r>
+              <w:rPr>
+                <w:sz w:val="22"/>
+                <w:szCs w:val="22"/>
+              </w:rPr>
+              <w:t xml:space="preserve"> 3</w:t>
+            </w:r>
+          </w:p>
+        </w:tc>
+        <w:tc>
+          <w:tcPr>
+            <w:tcW w:w="4059" w:type="dxa"/>
+            <w:tcBorders>
+              <w:top w:val="single" w:color="000000" w:themeColor="text1" w:sz="8" w:space="0"/>
+              <w:left w:val="single" w:color="000000" w:themeColor="text1" w:sz="8" w:space="0"/>
+              <w:bottom w:val="single" w:color="000000" w:themeColor="text1" w:sz="8" w:space="0"/>
+              <w:right w:val="single" w:color="000000" w:themeColor="text1" w:sz="8" w:space="0"/>
+            </w:tcBorders>
+            <w:tcMar/>
+            <w:vAlign w:val="center"/>
+          </w:tcPr>
+          <w:p>
+            <w:pPr>
+              <w:pStyle w:val="Normal"/>
               <w:ind w:left="102"/>
             </w:pPr>
             <w:r>
               <w:rPr>
-                <w:sz w:val="22"/>
-              </w:rPr>
-              <w:t xml:space="preserve"> </w:t>
-            </w:r>
-          </w:p>
-        </w:tc>
-        <w:tc>
-          <w:tcPr>
-            <w:tcW w:w="822" w:type="dxa"/>
-            <w:tcBorders>
-              <w:top w:val="single" w:sz="8" w:space="0" w:color="000000"/>
-              <w:left w:val="single" w:sz="8" w:space="0" w:color="000000"/>
-              <w:bottom w:val="single" w:sz="8" w:space="0" w:color="000000"/>
-              <w:right w:val="nil"/>
-            </w:tcBorders>
-            <w:vAlign w:val="center"/>
-          </w:tcPr>
-          <w:p>
-            <w:pPr>
-              <w:ind w:left="102"/>
-            </w:pPr>
-            <w:r>
-              <w:rPr>
-                <w:sz w:val="22"/>
-              </w:rPr>
-              <w:t xml:space="preserve">... </w:t>
-            </w:r>
-          </w:p>
-        </w:tc>
-        <w:tc>
-          <w:tcPr>
-            <w:tcW w:w="3858" w:type="dxa"/>
-            <w:tcBorders>
-              <w:top w:val="single" w:sz="8" w:space="0" w:color="000000"/>
-              <w:left w:val="nil"/>
-              <w:bottom w:val="single" w:sz="8" w:space="0" w:color="000000"/>
-              <w:right w:val="single" w:sz="8" w:space="0" w:color="000000"/>
-            </w:tcBorders>
-          </w:tcPr>
-          <w:p>
-            <w:pPr>
-              <w:spacing w:after="160"/>
-            </w:pPr>
-          </w:p>
+                <w:rFonts w:ascii="Arial" w:hAnsi="Arial" w:eastAsia="Arial" w:cs="Arial"/>
+                <w:noProof w:val="0"/>
+                <w:sz w:val="22"/>
+                <w:szCs w:val="22"/>
+                <w:lang w:val="es-AR"/>
+              </w:rPr>
+              <w:t>Sistema solicita cantidad de jugadores faltantes</w:t>
+            </w:r>
+          </w:p>
+          <w:p>
+            <w:pPr>
+              <w:pStyle w:val="Normal"/>
+              <w:rPr>
+                <w:rFonts w:ascii="Arial" w:hAnsi="Arial" w:eastAsia="Arial" w:cs="Arial"/>
+                <w:noProof w:val="0"/>
+                <w:sz w:val="22"/>
+                <w:szCs w:val="22"/>
+                <w:lang w:val="es-AR"/>
+              </w:rPr>
+            </w:pPr>
+          </w:p>
+        </w:tc>
+        <w:tc>
+          <w:tcPr>
+            <w:tcW w:w="4680" w:type="dxa"/>
+            <w:tcBorders>
+              <w:top w:val="single" w:color="000000" w:themeColor="text1" w:sz="8" w:space="0"/>
+              <w:left w:val="single" w:color="000000" w:themeColor="text1" w:sz="8" w:space="0"/>
+              <w:bottom w:val="single" w:color="000000" w:themeColor="text1" w:sz="8" w:space="0"/>
+              <w:right w:val="single" w:color="000000" w:themeColor="text1" w:sz="8" w:space="0"/>
+            </w:tcBorders>
+            <w:tcMar/>
+            <w:vAlign w:val="center"/>
+          </w:tcPr>
+          <w:p>
+            <w:pPr>
+              <w:pStyle w:val="Normal"/>
+              <w:rPr>
+                <w:rFonts w:ascii="Arial" w:hAnsi="Arial" w:eastAsia="Arial" w:cs="Arial"/>
+                <w:noProof w:val="0"/>
+                <w:sz w:val="22"/>
+                <w:szCs w:val="22"/>
+                <w:lang w:val="es-AR"/>
+              </w:rPr>
+            </w:pPr>
+            <w:r>
+              <w:rPr>
+                <w:rFonts w:ascii="Arial" w:hAnsi="Arial" w:eastAsia="Arial" w:cs="Arial"/>
+                <w:noProof w:val="0"/>
+                <w:sz w:val="22"/>
+                <w:szCs w:val="22"/>
+                <w:lang w:val="es-AR"/>
+              </w:rPr>
+              <w:t xml:space="preserve"> Sistema muestra formulario para ingresar datos (cantidad, posición opcional, nivel, etc.)</w:t>
+            </w:r>
+          </w:p>
+        </w:tc>
+        <w:tc>
+          <w:tcPr/>
+        </w:tc>
+      </w:tr>
+      <w:tr>
+        <w:trPr>
+          <w:trHeight w:val="500"/>
+        </w:trPr>
+        <w:tc>
+          <w:tcPr>
+            <w:tcW w:w="1761" w:type="dxa"/>
+            <w:vMerge/>
+            <w:tcBorders/>
+            <w:tcMar/>
+          </w:tcPr>
+          <w:p/>
+        </w:tc>
+        <w:tc>
+          <w:tcPr>
+            <w:tcW w:w="600" w:type="dxa"/>
+            <w:tcBorders>
+              <w:top w:val="single" w:color="000000" w:themeColor="text1" w:sz="8" w:space="0"/>
+              <w:left w:val="single" w:color="000000" w:themeColor="text1" w:sz="8" w:space="0"/>
+              <w:bottom w:val="single" w:color="000000" w:themeColor="text1" w:sz="8" w:space="0"/>
+              <w:right w:val="single" w:color="000000" w:themeColor="text1" w:sz="8" w:space="0"/>
+            </w:tcBorders>
+            <w:tcMar/>
+            <w:vAlign w:val="center"/>
+          </w:tcPr>
+          <w:p>
+            <w:pPr>
+              <w:pStyle w:val="Normal"/>
+              <w:rPr>
+                <w:sz w:val="22"/>
+                <w:szCs w:val="22"/>
+              </w:rPr>
+            </w:pPr>
+            <w:r>
+              <w:rPr>
+                <w:sz w:val="22"/>
+                <w:szCs w:val="22"/>
+              </w:rPr>
+              <w:t xml:space="preserve"> 4</w:t>
+            </w:r>
+          </w:p>
+        </w:tc>
+        <w:tc>
+          <w:tcPr>
+            <w:tcW w:w="4059" w:type="dxa"/>
+            <w:tcBorders>
+              <w:top w:val="single" w:color="000000" w:themeColor="text1" w:sz="8" w:space="0"/>
+              <w:left w:val="single" w:color="000000" w:themeColor="text1" w:sz="8" w:space="0"/>
+              <w:bottom w:val="single" w:color="000000" w:themeColor="text1" w:sz="8" w:space="0"/>
+              <w:right w:val="single" w:color="000000" w:themeColor="text1" w:sz="8" w:space="0"/>
+            </w:tcBorders>
+            <w:tcMar/>
+            <w:vAlign w:val="center"/>
+          </w:tcPr>
+          <w:p>
+            <w:pPr>
+              <w:pStyle w:val="Normal"/>
+              <w:rPr>
+                <w:rFonts w:ascii="Arial" w:hAnsi="Arial" w:eastAsia="Arial" w:cs="Arial"/>
+                <w:noProof w:val="0"/>
+                <w:sz w:val="22"/>
+                <w:szCs w:val="22"/>
+                <w:lang w:val="es-AR"/>
+              </w:rPr>
+            </w:pPr>
+            <w:r>
+              <w:rPr>
+                <w:rFonts w:ascii="Arial" w:hAnsi="Arial" w:eastAsia="Arial" w:cs="Arial"/>
+                <w:noProof w:val="0"/>
+                <w:sz w:val="22"/>
+                <w:szCs w:val="22"/>
+                <w:lang w:val="es-AR"/>
+              </w:rPr>
+              <w:t xml:space="preserve"> Usuario ingresa los datos</w:t>
+            </w:r>
+          </w:p>
+        </w:tc>
+        <w:tc>
+          <w:tcPr>
+            <w:tcW w:w="4680" w:type="dxa"/>
+            <w:tcBorders>
+              <w:top w:val="single" w:color="000000" w:themeColor="text1" w:sz="8" w:space="0"/>
+              <w:left w:val="single" w:color="000000" w:themeColor="text1" w:sz="8" w:space="0"/>
+              <w:bottom w:val="single" w:color="000000" w:themeColor="text1" w:sz="8" w:space="0"/>
+              <w:right w:val="single" w:color="000000" w:themeColor="text1" w:sz="8" w:space="0"/>
+            </w:tcBorders>
+            <w:tcMar/>
+            <w:vAlign w:val="center"/>
+          </w:tcPr>
+          <w:p>
+            <w:pPr>
+              <w:pStyle w:val="Normal"/>
+              <w:rPr>
+                <w:rFonts w:ascii="Arial" w:hAnsi="Arial" w:eastAsia="Arial" w:cs="Arial"/>
+                <w:noProof w:val="0"/>
+                <w:sz w:val="22"/>
+                <w:szCs w:val="22"/>
+                <w:lang w:val="es-AR"/>
+              </w:rPr>
+            </w:pPr>
+            <w:r>
+              <w:rPr>
+                <w:rFonts w:ascii="Arial" w:hAnsi="Arial" w:eastAsia="Arial" w:cs="Arial"/>
+                <w:noProof w:val="0"/>
+                <w:sz w:val="22"/>
+                <w:szCs w:val="22"/>
+                <w:lang w:val="es-AR"/>
+              </w:rPr>
+              <w:t xml:space="preserve"> Sistema valida los datos ingresados</w:t>
+            </w:r>
+          </w:p>
+        </w:tc>
+        <w:tc>
+          <w:tcPr/>
+        </w:tc>
+      </w:tr>
+      <w:tr>
+        <w:trPr>
+          <w:trHeight w:val="500"/>
+        </w:trPr>
+        <w:tc>
+          <w:tcPr>
+            <w:tcW w:w="1761" w:type="dxa"/>
+            <w:vMerge/>
+            <w:tcBorders/>
+            <w:tcMar/>
+          </w:tcPr>
+          <w:p/>
+        </w:tc>
+        <w:tc>
+          <w:tcPr>
+            <w:tcW w:w="600" w:type="dxa"/>
+            <w:tcBorders>
+              <w:top w:val="single" w:color="000000" w:themeColor="text1" w:sz="8" w:space="0"/>
+              <w:left w:val="single" w:color="000000" w:themeColor="text1" w:sz="8" w:space="0"/>
+              <w:bottom w:val="single" w:color="000000" w:themeColor="text1" w:sz="8" w:space="0"/>
+              <w:right w:val="single" w:color="000000" w:themeColor="text1" w:sz="8" w:space="0"/>
+            </w:tcBorders>
+            <w:tcMar/>
+            <w:vAlign w:val="center"/>
+          </w:tcPr>
+          <w:p>
+            <w:pPr>
+              <w:pStyle w:val="Normal"/>
+              <w:rPr>
+                <w:sz w:val="22"/>
+                <w:szCs w:val="22"/>
+              </w:rPr>
+            </w:pPr>
+            <w:r>
+              <w:rPr>
+                <w:sz w:val="22"/>
+                <w:szCs w:val="22"/>
+              </w:rPr>
+              <w:t xml:space="preserve"> 5</w:t>
+            </w:r>
+          </w:p>
+        </w:tc>
+        <w:tc>
+          <w:tcPr>
+            <w:tcW w:w="4059" w:type="dxa"/>
+            <w:tcBorders>
+              <w:top w:val="single" w:color="000000" w:themeColor="text1" w:sz="8" w:space="0"/>
+              <w:left w:val="single" w:color="000000" w:themeColor="text1" w:sz="8" w:space="0"/>
+              <w:bottom w:val="single" w:color="000000" w:themeColor="text1" w:sz="8" w:space="0"/>
+              <w:right w:val="single" w:color="000000" w:themeColor="text1" w:sz="8" w:space="0"/>
+            </w:tcBorders>
+            <w:tcMar/>
+            <w:vAlign w:val="center"/>
+          </w:tcPr>
+          <w:p>
+            <w:pPr>
+              <w:pStyle w:val="Normal"/>
+            </w:pPr>
+            <w:r>
+              <w:rPr>
+                <w:rFonts w:ascii="Arial" w:hAnsi="Arial" w:eastAsia="Arial" w:cs="Arial"/>
+                <w:noProof w:val="0"/>
+                <w:sz w:val="22"/>
+                <w:szCs w:val="22"/>
+                <w:lang w:val="es-AR"/>
+              </w:rPr>
+              <w:t xml:space="preserve">Usuario confirma la búsqueda </w:t>
+            </w:r>
+          </w:p>
+        </w:tc>
+        <w:tc>
+          <w:tcPr>
+            <w:tcW w:w="4680" w:type="dxa"/>
+            <w:tcBorders>
+              <w:top w:val="single" w:color="000000" w:themeColor="text1" w:sz="8" w:space="0"/>
+              <w:left w:val="single" w:color="000000" w:themeColor="text1" w:sz="8" w:space="0"/>
+              <w:bottom w:val="single" w:color="000000" w:themeColor="text1" w:sz="8" w:space="0"/>
+              <w:right w:val="single" w:color="000000" w:themeColor="text1" w:sz="8" w:space="0"/>
+            </w:tcBorders>
+            <w:tcMar/>
+            <w:vAlign w:val="center"/>
+          </w:tcPr>
+          <w:p>
+            <w:pPr>
+              <w:pStyle w:val="Normal"/>
+              <w:rPr>
+                <w:rFonts w:ascii="Arial" w:hAnsi="Arial" w:eastAsia="Arial" w:cs="Arial"/>
+                <w:noProof w:val="0"/>
+                <w:sz w:val="22"/>
+                <w:szCs w:val="22"/>
+                <w:lang w:val="es-AR"/>
+              </w:rPr>
+            </w:pPr>
+            <w:r>
+              <w:rPr>
+                <w:rFonts w:ascii="Arial" w:hAnsi="Arial" w:eastAsia="Arial" w:cs="Arial"/>
+                <w:noProof w:val="0"/>
+                <w:sz w:val="22"/>
+                <w:szCs w:val="22"/>
+                <w:lang w:val="es-AR"/>
+              </w:rPr>
+              <w:t xml:space="preserve"> Sistema registra la búsqueda de equipo</w:t>
+            </w:r>
+          </w:p>
+        </w:tc>
+        <w:tc>
+          <w:tcPr/>
+        </w:tc>
+      </w:tr>
+      <w:tr>
+        <w:trPr>
+          <w:trHeight w:val="500"/>
+        </w:trPr>
+        <w:tc>
+          <w:tcPr>
+            <w:tcW w:w="1761" w:type="dxa"/>
+            <w:vMerge/>
+            <w:tcBorders/>
+            <w:tcMar/>
+          </w:tcPr>
+          <w:p/>
+        </w:tc>
+        <w:tc>
+          <w:tcPr>
+            <w:tcW w:w="600" w:type="dxa"/>
+            <w:tcBorders>
+              <w:top w:val="single" w:color="000000" w:themeColor="text1" w:sz="8" w:space="0"/>
+              <w:left w:val="single" w:color="000000" w:themeColor="text1" w:sz="8" w:space="0"/>
+              <w:bottom w:val="single" w:color="000000" w:themeColor="text1" w:sz="8" w:space="0"/>
+              <w:right w:val="single" w:color="000000" w:themeColor="text1" w:sz="8" w:space="0"/>
+            </w:tcBorders>
+            <w:tcMar/>
+            <w:vAlign w:val="center"/>
+          </w:tcPr>
+          <w:p>
+            <w:pPr>
+              <w:pStyle w:val="Normal"/>
+              <w:rPr>
+                <w:sz w:val="22"/>
+                <w:szCs w:val="22"/>
+              </w:rPr>
+            </w:pPr>
+            <w:r>
+              <w:rPr>
+                <w:sz w:val="22"/>
+                <w:szCs w:val="22"/>
+              </w:rPr>
+              <w:t xml:space="preserve"> 6</w:t>
+            </w:r>
+          </w:p>
+        </w:tc>
+        <w:tc>
+          <w:tcPr>
+            <w:tcW w:w="4059" w:type="dxa"/>
+            <w:tcBorders>
+              <w:top w:val="single" w:color="000000" w:themeColor="text1" w:sz="8" w:space="0"/>
+              <w:left w:val="single" w:color="000000" w:themeColor="text1" w:sz="8" w:space="0"/>
+              <w:bottom w:val="single" w:color="000000" w:themeColor="text1" w:sz="8" w:space="0"/>
+              <w:right w:val="single" w:color="000000" w:themeColor="text1" w:sz="8" w:space="0"/>
+            </w:tcBorders>
+            <w:tcMar/>
+            <w:vAlign w:val="center"/>
+          </w:tcPr>
+          <w:p>
+            <w:pPr>
+              <w:pStyle w:val="Normal"/>
+              <w:rPr>
+                <w:rFonts w:ascii="Arial" w:hAnsi="Arial" w:eastAsia="Arial" w:cs="Arial"/>
+                <w:noProof w:val="0"/>
+                <w:sz w:val="22"/>
+                <w:szCs w:val="22"/>
+                <w:lang w:val="es-AR"/>
+              </w:rPr>
+            </w:pPr>
+            <w:r>
+              <w:rPr>
+                <w:rFonts w:ascii="Arial" w:hAnsi="Arial" w:eastAsia="Arial" w:cs="Arial"/>
+                <w:noProof w:val="0"/>
+                <w:sz w:val="22"/>
+                <w:szCs w:val="22"/>
+                <w:lang w:val="es-AR"/>
+              </w:rPr>
+              <w:t xml:space="preserve"> Sistema publica la búsqueda</w:t>
+            </w:r>
+          </w:p>
+        </w:tc>
+        <w:tc>
+          <w:tcPr>
+            <w:tcW w:w="4680" w:type="dxa"/>
+            <w:tcBorders>
+              <w:top w:val="single" w:color="000000" w:themeColor="text1" w:sz="8" w:space="0"/>
+              <w:left w:val="single" w:color="000000" w:themeColor="text1" w:sz="8" w:space="0"/>
+              <w:bottom w:val="single" w:color="000000" w:themeColor="text1" w:sz="8" w:space="0"/>
+              <w:right w:val="single" w:color="000000" w:themeColor="text1" w:sz="8" w:space="0"/>
+            </w:tcBorders>
+            <w:tcMar/>
+            <w:vAlign w:val="center"/>
+          </w:tcPr>
+          <w:p>
+            <w:pPr>
+              <w:pStyle w:val="Normal"/>
+              <w:rPr>
+                <w:rFonts w:ascii="Arial" w:hAnsi="Arial" w:eastAsia="Arial" w:cs="Arial"/>
+                <w:noProof w:val="0"/>
+                <w:sz w:val="22"/>
+                <w:szCs w:val="22"/>
+                <w:lang w:val="es-AR"/>
+              </w:rPr>
+            </w:pPr>
+            <w:r>
+              <w:rPr>
+                <w:rFonts w:ascii="Arial" w:hAnsi="Arial" w:eastAsia="Arial" w:cs="Arial"/>
+                <w:noProof w:val="0"/>
+                <w:sz w:val="22"/>
+                <w:szCs w:val="22"/>
+                <w:lang w:val="es-AR"/>
+              </w:rPr>
+              <w:t xml:space="preserve"> Sistema notifica a otros usuarios potencialmente interesados</w:t>
+            </w:r>
+          </w:p>
+        </w:tc>
+        <w:tc>
+          <w:tcPr/>
         </w:tc>
       </w:tr>
       <w:tr>
@@ -1014,12 +1419,13 @@
           <w:tcPr>
             <w:tcW w:w="1761" w:type="dxa"/>
             <w:tcBorders>
-              <w:top w:val="single" w:sz="8" w:space="0" w:color="000000"/>
-              <w:left w:val="single" w:sz="8" w:space="0" w:color="000000"/>
-              <w:bottom w:val="single" w:sz="8" w:space="0" w:color="000000"/>
-              <w:right w:val="single" w:sz="8" w:space="0" w:color="000000"/>
+              <w:top w:val="single" w:color="000000" w:themeColor="text1" w:sz="8" w:space="0"/>
+              <w:left w:val="single" w:color="000000" w:themeColor="text1" w:sz="8" w:space="0"/>
+              <w:bottom w:val="single" w:color="000000" w:themeColor="text1" w:sz="8" w:space="0"/>
+              <w:right w:val="single" w:color="000000" w:themeColor="text1" w:sz="8" w:space="0"/>
             </w:tcBorders>
             <w:shd w:val="clear" w:color="auto" w:fill="FFF2CC"/>
+            <w:tcMar/>
             <w:vAlign w:val="center"/>
           </w:tcPr>
           <w:p>
@@ -1037,14 +1443,15 @@
         </w:tc>
         <w:tc>
           <w:tcPr>
-            <w:tcW w:w="459" w:type="dxa"/>
-            <w:tcBorders>
-              <w:top w:val="single" w:sz="8" w:space="0" w:color="000000"/>
-              <w:left w:val="single" w:sz="8" w:space="0" w:color="000000"/>
-              <w:bottom w:val="single" w:sz="8" w:space="0" w:color="000000"/>
-              <w:right w:val="single" w:sz="8" w:space="0" w:color="000000"/>
+            <w:tcW w:w="600" w:type="dxa"/>
+            <w:tcBorders>
+              <w:top w:val="single" w:color="000000" w:themeColor="text1" w:sz="8" w:space="0"/>
+              <w:left w:val="single" w:color="000000" w:themeColor="text1" w:sz="8" w:space="0"/>
+              <w:bottom w:val="single" w:color="000000" w:themeColor="text1" w:sz="8" w:space="0"/>
+              <w:right w:val="single" w:color="000000" w:themeColor="text1" w:sz="8" w:space="0"/>
             </w:tcBorders>
             <w:shd w:val="clear" w:color="auto" w:fill="D9EAD3"/>
+            <w:tcMar/>
             <w:vAlign w:val="center"/>
           </w:tcPr>
           <w:p>
@@ -1061,14 +1468,15 @@
         </w:tc>
         <w:tc>
           <w:tcPr>
-            <w:tcW w:w="4200" w:type="dxa"/>
-            <w:tcBorders>
-              <w:top w:val="single" w:sz="8" w:space="0" w:color="000000"/>
-              <w:left w:val="single" w:sz="8" w:space="0" w:color="000000"/>
-              <w:bottom w:val="single" w:sz="8" w:space="0" w:color="000000"/>
-              <w:right w:val="single" w:sz="8" w:space="0" w:color="000000"/>
+            <w:tcW w:w="4059" w:type="dxa"/>
+            <w:tcBorders>
+              <w:top w:val="single" w:color="000000" w:themeColor="text1" w:sz="8" w:space="0"/>
+              <w:left w:val="single" w:color="000000" w:themeColor="text1" w:sz="8" w:space="0"/>
+              <w:bottom w:val="single" w:color="000000" w:themeColor="text1" w:sz="8" w:space="0"/>
+              <w:right w:val="single" w:color="000000" w:themeColor="text1" w:sz="8" w:space="0"/>
             </w:tcBorders>
             <w:shd w:val="clear" w:color="auto" w:fill="D9EAD3"/>
+            <w:tcMar/>
             <w:vAlign w:val="center"/>
           </w:tcPr>
           <w:p>
@@ -1087,14 +1495,14 @@
         <w:tc>
           <w:tcPr>
             <w:tcW w:w="4680" w:type="dxa"/>
-            <w:gridSpan w:val="2"/>
-            <w:tcBorders>
-              <w:top w:val="single" w:sz="8" w:space="0" w:color="000000"/>
-              <w:left w:val="single" w:sz="8" w:space="0" w:color="000000"/>
-              <w:bottom w:val="single" w:sz="8" w:space="0" w:color="000000"/>
-              <w:right w:val="single" w:sz="8" w:space="0" w:color="000000"/>
+            <w:tcBorders>
+              <w:top w:val="single" w:color="000000" w:themeColor="text1" w:sz="8" w:space="0"/>
+              <w:left w:val="single" w:color="000000" w:themeColor="text1" w:sz="8" w:space="0"/>
+              <w:bottom w:val="single" w:color="000000" w:themeColor="text1" w:sz="8" w:space="0"/>
+              <w:right w:val="single" w:color="000000" w:themeColor="text1" w:sz="8" w:space="0"/>
             </w:tcBorders>
             <w:shd w:val="clear" w:color="auto" w:fill="D9EAD3"/>
+            <w:tcMar/>
             <w:vAlign w:val="center"/>
           </w:tcPr>
           <w:p>
@@ -1119,12 +1527,13 @@
           <w:tcPr>
             <w:tcW w:w="1761" w:type="dxa"/>
             <w:tcBorders>
-              <w:top w:val="single" w:sz="8" w:space="0" w:color="000000"/>
-              <w:left w:val="single" w:sz="8" w:space="0" w:color="000000"/>
-              <w:bottom w:val="single" w:sz="8" w:space="0" w:color="000000"/>
-              <w:right w:val="single" w:sz="8" w:space="0" w:color="000000"/>
+              <w:top w:val="single" w:color="000000" w:themeColor="text1" w:sz="8" w:space="0"/>
+              <w:left w:val="single" w:color="000000" w:themeColor="text1" w:sz="8" w:space="0"/>
+              <w:bottom w:val="single" w:color="000000" w:themeColor="text1" w:sz="8" w:space="0"/>
+              <w:right w:val="single" w:color="000000" w:themeColor="text1" w:sz="8" w:space="0"/>
             </w:tcBorders>
             <w:shd w:val="clear" w:color="auto" w:fill="FFF2CC"/>
+            <w:tcMar/>
           </w:tcPr>
           <w:p>
             <w:pPr>
@@ -1141,13 +1550,14 @@
         </w:tc>
         <w:tc>
           <w:tcPr>
-            <w:tcW w:w="459" w:type="dxa"/>
-            <w:tcBorders>
-              <w:top w:val="single" w:sz="8" w:space="0" w:color="000000"/>
-              <w:left w:val="single" w:sz="8" w:space="0" w:color="000000"/>
-              <w:bottom w:val="single" w:sz="8" w:space="0" w:color="000000"/>
-              <w:right w:val="single" w:sz="8" w:space="0" w:color="000000"/>
-            </w:tcBorders>
+            <w:tcW w:w="600" w:type="dxa"/>
+            <w:tcBorders>
+              <w:top w:val="single" w:color="000000" w:themeColor="text1" w:sz="8" w:space="0"/>
+              <w:left w:val="single" w:color="000000" w:themeColor="text1" w:sz="8" w:space="0"/>
+              <w:bottom w:val="single" w:color="000000" w:themeColor="text1" w:sz="8" w:space="0"/>
+              <w:right w:val="single" w:color="000000" w:themeColor="text1" w:sz="8" w:space="0"/>
+            </w:tcBorders>
+            <w:tcMar/>
           </w:tcPr>
           <w:p>
             <w:pPr>
@@ -1156,91 +1566,88 @@
             <w:r>
               <w:rPr>
                 <w:sz w:val="22"/>
-              </w:rPr>
-              <w:t xml:space="preserve">p </w:t>
-            </w:r>
-          </w:p>
-        </w:tc>
-        <w:tc>
-          <w:tcPr>
-            <w:tcW w:w="4200" w:type="dxa"/>
-            <w:tcBorders>
-              <w:top w:val="single" w:sz="8" w:space="0" w:color="000000"/>
-              <w:left w:val="single" w:sz="8" w:space="0" w:color="000000"/>
-              <w:bottom w:val="single" w:sz="8" w:space="0" w:color="000000"/>
-              <w:right w:val="single" w:sz="8" w:space="0" w:color="000000"/>
-            </w:tcBorders>
-            <w:vAlign w:val="center"/>
-          </w:tcPr>
-          <w:p>
-            <w:pPr>
+                <w:szCs w:val="22"/>
+              </w:rPr>
+              <w:t>p</w:t>
+            </w:r>
+          </w:p>
+        </w:tc>
+        <w:tc>
+          <w:tcPr>
+            <w:tcW w:w="4059" w:type="dxa"/>
+            <w:tcBorders>
+              <w:top w:val="single" w:color="000000" w:themeColor="text1" w:sz="8" w:space="0"/>
+              <w:left w:val="single" w:color="000000" w:themeColor="text1" w:sz="8" w:space="0"/>
+              <w:bottom w:val="single" w:color="000000" w:themeColor="text1" w:sz="8" w:space="0"/>
+              <w:right w:val="single" w:color="000000" w:themeColor="text1" w:sz="8" w:space="0"/>
+            </w:tcBorders>
+            <w:tcMar/>
+            <w:vAlign w:val="center"/>
+          </w:tcPr>
+          <w:p>
+            <w:pPr>
+              <w:pStyle w:val="Normal"/>
+              <w:spacing w:line="256" w:lineRule="auto"/>
+              <w:ind w:left="0"/>
+            </w:pPr>
+            <w:r>
+              <w:rPr>
+                <w:rFonts w:ascii="Arial" w:hAnsi="Arial" w:eastAsia="Arial" w:cs="Arial"/>
+                <w:noProof w:val="0"/>
+                <w:sz w:val="22"/>
+                <w:szCs w:val="22"/>
+                <w:lang w:val="es-AR"/>
+              </w:rPr>
+              <w:t>El usuario intenta buscar equipo sin tener una reserva válida</w:t>
+            </w:r>
+          </w:p>
+          <w:p>
+            <w:pPr>
+              <w:ind w:left="102"/>
+              <w:rPr>
+                <w:sz w:val="22"/>
+                <w:szCs w:val="22"/>
+              </w:rPr>
+            </w:pPr>
+          </w:p>
+        </w:tc>
+        <w:tc>
+          <w:tcPr>
+            <w:tcW w:w="4680" w:type="dxa"/>
+            <w:tcBorders>
+              <w:top w:val="single" w:color="000000" w:themeColor="text1" w:sz="8" w:space="0"/>
+              <w:left w:val="single" w:color="000000" w:themeColor="text1" w:sz="8" w:space="0"/>
+              <w:bottom w:val="single" w:color="000000" w:themeColor="text1" w:sz="8" w:space="0"/>
+              <w:right w:val="single" w:color="000000" w:themeColor="text1" w:sz="8" w:space="0"/>
+            </w:tcBorders>
+            <w:tcMar/>
+            <w:vAlign w:val="center"/>
+          </w:tcPr>
+          <w:p>
+            <w:pPr>
+              <w:pStyle w:val="Normal"/>
               <w:spacing w:line="256" w:lineRule="auto"/>
               <w:ind w:left="102"/>
             </w:pPr>
             <w:r>
               <w:rPr>
-                <w:sz w:val="22"/>
-              </w:rPr>
-              <w:t xml:space="preserve">En el caso de que [situación que provoca la excepción] el </w:t>
+                <w:rFonts w:ascii="Arial" w:hAnsi="Arial" w:eastAsia="Arial" w:cs="Arial"/>
+                <w:noProof w:val="0"/>
+                <w:sz w:val="22"/>
+                <w:szCs w:val="22"/>
+                <w:lang w:val="es-AR"/>
+              </w:rPr>
+              <w:t>El sistema informa que no existe una reserva válida y no permite continuar el caso de uso</w:t>
             </w:r>
           </w:p>
           <w:p>
             <w:pPr>
               <w:ind w:left="102"/>
-            </w:pPr>
-            <w:r>
-              <w:rPr>
-                <w:sz w:val="22"/>
-              </w:rPr>
-              <w:t xml:space="preserve">sistema deberá {&lt;acción a realizar&gt;, realizar el caso de uso [caso de uso]} </w:t>
-            </w:r>
-          </w:p>
-        </w:tc>
-        <w:tc>
-          <w:tcPr>
-            <w:tcW w:w="4680" w:type="dxa"/>
-            <w:gridSpan w:val="2"/>
-            <w:tcBorders>
-              <w:top w:val="single" w:sz="8" w:space="0" w:color="000000"/>
-              <w:left w:val="single" w:sz="8" w:space="0" w:color="000000"/>
-              <w:bottom w:val="single" w:sz="8" w:space="0" w:color="000000"/>
-              <w:right w:val="single" w:sz="8" w:space="0" w:color="000000"/>
-            </w:tcBorders>
-            <w:vAlign w:val="center"/>
-          </w:tcPr>
-          <w:p>
-            <w:pPr>
-              <w:spacing w:line="256" w:lineRule="auto"/>
-              <w:ind w:left="102"/>
-            </w:pPr>
-            <w:r>
-              <w:rPr>
-                <w:sz w:val="22"/>
-              </w:rPr>
-              <w:t xml:space="preserve">En el caso de que [situación que provoca la excepción] el sistema deberá {&lt;acción a </w:t>
-            </w:r>
-          </w:p>
-          <w:p>
-            <w:pPr>
-              <w:ind w:left="102"/>
-            </w:pPr>
-            <w:r>
-              <w:rPr>
-                <w:sz w:val="22"/>
-              </w:rPr>
-              <w:t xml:space="preserve">realizar&gt;, realizar el caso de uso </w:t>
-            </w:r>
-          </w:p>
-          <w:p>
-            <w:pPr>
-              <w:ind w:left="102"/>
-            </w:pPr>
-            <w:r>
-              <w:rPr>
-                <w:sz w:val="22"/>
-              </w:rPr>
-              <w:t xml:space="preserve">[caso de uso]} </w:t>
-            </w:r>
+              <w:rPr>
+                <w:sz w:val="22"/>
+                <w:szCs w:val="22"/>
+              </w:rPr>
+            </w:pPr>
           </w:p>
         </w:tc>
       </w:tr>
@@ -1252,12 +1659,13 @@
           <w:tcPr>
             <w:tcW w:w="1761" w:type="dxa"/>
             <w:tcBorders>
-              <w:top w:val="single" w:sz="8" w:space="0" w:color="000000"/>
-              <w:left w:val="single" w:sz="8" w:space="0" w:color="000000"/>
-              <w:bottom w:val="single" w:sz="8" w:space="0" w:color="000000"/>
-              <w:right w:val="single" w:sz="8" w:space="0" w:color="000000"/>
+              <w:top w:val="single" w:color="000000" w:themeColor="text1" w:sz="8" w:space="0"/>
+              <w:left w:val="single" w:color="000000" w:themeColor="text1" w:sz="8" w:space="0"/>
+              <w:bottom w:val="single" w:color="000000" w:themeColor="text1" w:sz="8" w:space="0"/>
+              <w:right w:val="single" w:color="000000" w:themeColor="text1" w:sz="8" w:space="0"/>
             </w:tcBorders>
             <w:shd w:val="clear" w:color="auto" w:fill="FFF2CC"/>
+            <w:tcMar/>
             <w:vAlign w:val="center"/>
           </w:tcPr>
           <w:p>
@@ -1276,61 +1684,114 @@
         </w:tc>
         <w:tc>
           <w:tcPr>
-            <w:tcW w:w="459" w:type="dxa"/>
-            <w:tcBorders>
-              <w:top w:val="single" w:sz="8" w:space="0" w:color="000000"/>
-              <w:left w:val="single" w:sz="8" w:space="0" w:color="000000"/>
-              <w:bottom w:val="single" w:sz="8" w:space="0" w:color="000000"/>
-              <w:right w:val="single" w:sz="8" w:space="0" w:color="000000"/>
-            </w:tcBorders>
+            <w:tcW w:w="600" w:type="dxa"/>
+            <w:tcBorders>
+              <w:top w:val="single" w:color="000000" w:themeColor="text1" w:sz="8" w:space="0"/>
+              <w:left w:val="single" w:color="000000" w:themeColor="text1" w:sz="8" w:space="0"/>
+              <w:bottom w:val="single" w:color="000000" w:themeColor="text1" w:sz="8" w:space="0"/>
+              <w:right w:val="single" w:color="000000" w:themeColor="text1" w:sz="8" w:space="0"/>
+            </w:tcBorders>
+            <w:tcMar/>
             <w:vAlign w:val="center"/>
           </w:tcPr>
           <w:p>
             <w:pPr>
               <w:ind w:left="111"/>
-            </w:pPr>
-            <w:r>
-              <w:rPr>
-                <w:sz w:val="22"/>
-              </w:rPr>
-              <w:t xml:space="preserve">... </w:t>
-            </w:r>
-          </w:p>
-        </w:tc>
-        <w:tc>
-          <w:tcPr>
-            <w:tcW w:w="4200" w:type="dxa"/>
-            <w:tcBorders>
-              <w:top w:val="single" w:sz="8" w:space="0" w:color="000000"/>
-              <w:left w:val="single" w:sz="8" w:space="0" w:color="000000"/>
-              <w:bottom w:val="single" w:sz="8" w:space="0" w:color="000000"/>
-              <w:right w:val="single" w:sz="8" w:space="0" w:color="000000"/>
-            </w:tcBorders>
-            <w:vAlign w:val="center"/>
-          </w:tcPr>
-          <w:p>
-            <w:pPr>
+              <w:rPr>
+                <w:sz w:val="22"/>
+                <w:szCs w:val="22"/>
+              </w:rPr>
+            </w:pPr>
+            <w:r>
+              <w:rPr>
+                <w:sz w:val="22"/>
+                <w:szCs w:val="22"/>
+              </w:rPr>
+              <w:t>q</w:t>
+            </w:r>
+          </w:p>
+        </w:tc>
+        <w:tc>
+          <w:tcPr>
+            <w:tcW w:w="4059" w:type="dxa"/>
+            <w:tcBorders>
+              <w:top w:val="single" w:color="000000" w:themeColor="text1" w:sz="8" w:space="0"/>
+              <w:left w:val="single" w:color="000000" w:themeColor="text1" w:sz="8" w:space="0"/>
+              <w:bottom w:val="single" w:color="000000" w:themeColor="text1" w:sz="8" w:space="0"/>
+              <w:right w:val="single" w:color="000000" w:themeColor="text1" w:sz="8" w:space="0"/>
+            </w:tcBorders>
+            <w:tcMar/>
+            <w:vAlign w:val="center"/>
+          </w:tcPr>
+          <w:p>
+            <w:pPr>
+              <w:pStyle w:val="Normal"/>
               <w:ind w:left="102"/>
             </w:pPr>
             <w:r>
               <w:rPr>
                 <w:sz w:val="22"/>
+                <w:szCs w:val="22"/>
               </w:rPr>
               <w:t xml:space="preserve"> </w:t>
             </w:r>
+            <w:r>
+              <w:rPr>
+                <w:rFonts w:ascii="Arial" w:hAnsi="Arial" w:eastAsia="Arial" w:cs="Arial"/>
+                <w:noProof w:val="0"/>
+                <w:sz w:val="22"/>
+                <w:szCs w:val="22"/>
+                <w:lang w:val="es-AR"/>
+              </w:rPr>
+              <w:t>El usuario ingresa datos inválidos (cantidad de jugadores negativa o vacía)</w:t>
+            </w:r>
           </w:p>
         </w:tc>
         <w:tc>
           <w:tcPr>
             <w:tcW w:w="4680" w:type="dxa"/>
-            <w:gridSpan w:val="2"/>
-            <w:tcBorders>
-              <w:top w:val="single" w:sz="8" w:space="0" w:color="000000"/>
-              <w:left w:val="single" w:sz="8" w:space="0" w:color="000000"/>
-              <w:bottom w:val="single" w:sz="8" w:space="0" w:color="000000"/>
-              <w:right w:val="single" w:sz="8" w:space="0" w:color="000000"/>
-            </w:tcBorders>
-            <w:vAlign w:val="center"/>
+            <w:tcBorders>
+              <w:top w:val="single" w:color="000000" w:themeColor="text1" w:sz="8" w:space="0"/>
+              <w:left w:val="single" w:color="000000" w:themeColor="text1" w:sz="8" w:space="0"/>
+              <w:bottom w:val="single" w:color="000000" w:themeColor="text1" w:sz="8" w:space="0"/>
+              <w:right w:val="single" w:color="000000" w:themeColor="text1" w:sz="8" w:space="0"/>
+            </w:tcBorders>
+            <w:tcMar/>
+            <w:vAlign w:val="center"/>
+          </w:tcPr>
+          <w:p>
+            <w:pPr>
+              <w:pStyle w:val="Normal"/>
+              <w:ind w:left="0"/>
+            </w:pPr>
+            <w:r>
+              <w:rPr>
+                <w:rFonts w:ascii="Arial" w:hAnsi="Arial" w:eastAsia="Arial" w:cs="Arial"/>
+                <w:noProof w:val="0"/>
+                <w:sz w:val="22"/>
+                <w:szCs w:val="22"/>
+                <w:lang w:val="es-AR"/>
+              </w:rPr>
+              <w:t>El sistema muestra un mensaje de error solicitando corregir los datos y no registra la búsqueda</w:t>
+            </w:r>
+          </w:p>
+        </w:tc>
+      </w:tr>
+      <w:tr>
+        <w:trPr>
+          <w:trHeight w:val="760"/>
+        </w:trPr>
+        <w:tc>
+          <w:tcPr>
+            <w:tcW w:w="1761" w:type="dxa"/>
+            <w:tcBorders>
+              <w:top w:val="single" w:color="000000" w:themeColor="text1" w:sz="8" w:space="0"/>
+              <w:left w:val="single" w:color="000000" w:themeColor="text1" w:sz="8" w:space="0"/>
+              <w:bottom w:val="single" w:color="000000" w:themeColor="text1" w:sz="8" w:space="0"/>
+              <w:right w:val="single" w:color="000000" w:themeColor="text1" w:sz="8" w:space="0"/>
+            </w:tcBorders>
+            <w:shd w:val="clear" w:color="auto" w:fill="FFF2CC"/>
+            <w:tcMar/>
           </w:tcPr>
           <w:p>
             <w:pPr>
@@ -1338,9 +1799,161 @@
             </w:pPr>
             <w:r>
               <w:rPr>
-                <w:sz w:val="22"/>
-              </w:rPr>
-              <w:t xml:space="preserve">... </w:t>
+                <w:b/>
+                <w:sz w:val="22"/>
+              </w:rPr>
+              <w:t xml:space="preserve">Rendimiento </w:t>
+            </w:r>
+          </w:p>
+        </w:tc>
+        <w:tc>
+          <w:tcPr>
+            <w:tcW w:w="9339" w:type="dxa"/>
+            <w:gridSpan w:val="3"/>
+            <w:tcBorders>
+              <w:top w:val="single" w:color="000000" w:themeColor="text1" w:sz="8" w:space="0"/>
+              <w:left w:val="single" w:color="000000" w:themeColor="text1" w:sz="8" w:space="0"/>
+              <w:bottom w:val="single" w:color="000000" w:themeColor="text1" w:sz="8" w:space="0"/>
+              <w:right w:val="single" w:color="000000" w:themeColor="text1" w:sz="8" w:space="0"/>
+            </w:tcBorders>
+            <w:tcMar/>
+            <w:vAlign w:val="center"/>
+          </w:tcPr>
+          <w:p>
+            <w:pPr>
+              <w:pStyle w:val="Normal"/>
+              <w:ind w:left="111"/>
+            </w:pPr>
+            <w:r>
+              <w:rPr>
+                <w:rFonts w:ascii="Arial" w:hAnsi="Arial" w:eastAsia="Arial" w:cs="Arial"/>
+                <w:noProof w:val="0"/>
+                <w:sz w:val="22"/>
+                <w:szCs w:val="22"/>
+                <w:lang w:val="es-AR"/>
+              </w:rPr>
+              <w:t>El sistema deberá realizar las acciones descritas desde el paso 1 al 6 en un máximo de 2 segundos.</w:t>
+            </w:r>
+          </w:p>
+        </w:tc>
+      </w:tr>
+      <w:tr>
+        <w:trPr>
+          <w:trHeight w:val="780"/>
+        </w:trPr>
+        <w:tc>
+          <w:tcPr>
+            <w:tcW w:w="1761" w:type="dxa"/>
+            <w:tcBorders>
+              <w:top w:val="single" w:color="000000" w:themeColor="text1" w:sz="8" w:space="0"/>
+              <w:left w:val="single" w:color="000000" w:themeColor="text1" w:sz="8" w:space="0"/>
+              <w:bottom w:val="single" w:color="000000" w:themeColor="text1" w:sz="8" w:space="0"/>
+              <w:right w:val="single" w:color="000000" w:themeColor="text1" w:sz="8" w:space="0"/>
+            </w:tcBorders>
+            <w:shd w:val="clear" w:color="auto" w:fill="FFF2CC"/>
+            <w:tcMar/>
+          </w:tcPr>
+          <w:p>
+            <w:pPr>
+              <w:ind w:left="102"/>
+            </w:pPr>
+            <w:r>
+              <w:rPr>
+                <w:b/>
+                <w:sz w:val="22"/>
+              </w:rPr>
+              <w:t xml:space="preserve">Frecuencia </w:t>
+            </w:r>
+          </w:p>
+        </w:tc>
+        <w:tc>
+          <w:tcPr>
+            <w:tcW w:w="9339" w:type="dxa"/>
+            <w:gridSpan w:val="3"/>
+            <w:tcBorders>
+              <w:top w:val="single" w:color="000000" w:themeColor="text1" w:sz="8" w:space="0"/>
+              <w:left w:val="single" w:color="000000" w:themeColor="text1" w:sz="8" w:space="0"/>
+              <w:bottom w:val="single" w:color="000000" w:themeColor="text1" w:sz="8" w:space="0"/>
+              <w:right w:val="single" w:color="000000" w:themeColor="text1" w:sz="8" w:space="0"/>
+            </w:tcBorders>
+            <w:tcMar/>
+            <w:vAlign w:val="center"/>
+          </w:tcPr>
+          <w:p>
+            <w:pPr>
+              <w:pStyle w:val="Normal"/>
+              <w:ind w:left="111"/>
+            </w:pPr>
+            <w:r>
+              <w:rPr>
+                <w:rFonts w:ascii="Arial" w:hAnsi="Arial" w:eastAsia="Arial" w:cs="Arial"/>
+                <w:noProof w:val="0"/>
+                <w:sz w:val="22"/>
+                <w:szCs w:val="22"/>
+                <w:lang w:val="es-AR"/>
+              </w:rPr>
+              <w:t>Este caso de uso se espera que se lleve a cabo una media de 20 veces por día.</w:t>
+            </w:r>
+          </w:p>
+        </w:tc>
+      </w:tr>
+      <w:tr>
+        <w:trPr>
+          <w:trHeight w:val="480"/>
+        </w:trPr>
+        <w:tc>
+          <w:tcPr>
+            <w:tcW w:w="1761" w:type="dxa"/>
+            <w:tcBorders>
+              <w:top w:val="single" w:color="000000" w:themeColor="text1" w:sz="8" w:space="0"/>
+              <w:left w:val="single" w:color="000000" w:themeColor="text1" w:sz="8" w:space="0"/>
+              <w:bottom w:val="single" w:color="000000" w:themeColor="text1" w:sz="8" w:space="0"/>
+              <w:right w:val="single" w:color="000000" w:themeColor="text1" w:sz="8" w:space="0"/>
+            </w:tcBorders>
+            <w:shd w:val="clear" w:color="auto" w:fill="FFF2CC"/>
+            <w:tcMar/>
+            <w:vAlign w:val="center"/>
+          </w:tcPr>
+          <w:p>
+            <w:pPr>
+              <w:ind w:left="102"/>
+            </w:pPr>
+            <w:r>
+              <w:rPr>
+                <w:b/>
+                <w:sz w:val="22"/>
+              </w:rPr>
+              <w:t xml:space="preserve">Importancia </w:t>
+            </w:r>
+          </w:p>
+        </w:tc>
+        <w:tc>
+          <w:tcPr>
+            <w:tcW w:w="9339" w:type="dxa"/>
+            <w:gridSpan w:val="3"/>
+            <w:tcBorders>
+              <w:top w:val="single" w:color="000000" w:themeColor="text1" w:sz="8" w:space="0"/>
+              <w:left w:val="single" w:color="000000" w:themeColor="text1" w:sz="8" w:space="0"/>
+              <w:bottom w:val="single" w:color="000000" w:themeColor="text1" w:sz="8" w:space="0"/>
+              <w:right w:val="single" w:color="000000" w:themeColor="text1" w:sz="8" w:space="0"/>
+            </w:tcBorders>
+            <w:tcMar/>
+            <w:vAlign w:val="center"/>
+          </w:tcPr>
+          <w:p>
+            <w:pPr>
+              <w:pStyle w:val="Normal"/>
+              <w:ind w:left="111"/>
+            </w:pPr>
+            <w:r>
+              <w:rPr>
+                <w:rFonts w:ascii="Arial" w:hAnsi="Arial" w:eastAsia="Arial" w:cs="Arial"/>
+                <w:noProof w:val="0"/>
+                <w:sz w:val="22"/>
+                <w:szCs w:val="22"/>
+                <w:lang w:val="es-AR"/>
+              </w:rPr>
+              <w:t>Importante</w:t>
             </w:r>
           </w:p>
         </w:tc>
@@ -1353,12 +1966,13 @@
           <w:tcPr>
             <w:tcW w:w="1761" w:type="dxa"/>
             <w:tcBorders>
-              <w:top w:val="single" w:sz="8" w:space="0" w:color="000000"/>
-              <w:left w:val="single" w:sz="8" w:space="0" w:color="000000"/>
-              <w:bottom w:val="single" w:sz="8" w:space="0" w:color="000000"/>
-              <w:right w:val="single" w:sz="8" w:space="0" w:color="000000"/>
+              <w:top w:val="single" w:color="000000" w:themeColor="text1" w:sz="8" w:space="0"/>
+              <w:left w:val="single" w:color="000000" w:themeColor="text1" w:sz="8" w:space="0"/>
+              <w:bottom w:val="single" w:color="000000" w:themeColor="text1" w:sz="8" w:space="0"/>
+              <w:right w:val="single" w:color="000000" w:themeColor="text1" w:sz="8" w:space="0"/>
             </w:tcBorders>
             <w:shd w:val="clear" w:color="auto" w:fill="FFF2CC"/>
+            <w:tcMar/>
             <w:vAlign w:val="center"/>
           </w:tcPr>
           <w:p>
@@ -1370,253 +1984,37 @@
                 <w:b/>
                 <w:sz w:val="22"/>
               </w:rPr>
-              <w:t xml:space="preserve"> </w:t>
-            </w:r>
-          </w:p>
-        </w:tc>
-        <w:tc>
-          <w:tcPr>
-            <w:tcW w:w="459" w:type="dxa"/>
-            <w:tcBorders>
-              <w:top w:val="single" w:sz="8" w:space="0" w:color="000000"/>
-              <w:left w:val="single" w:sz="8" w:space="0" w:color="000000"/>
-              <w:bottom w:val="single" w:sz="8" w:space="0" w:color="000000"/>
-              <w:right w:val="single" w:sz="8" w:space="0" w:color="000000"/>
-            </w:tcBorders>
-            <w:vAlign w:val="center"/>
-          </w:tcPr>
-          <w:p>
-            <w:pPr>
+              <w:t xml:space="preserve">Urgencia </w:t>
+            </w:r>
+          </w:p>
+        </w:tc>
+        <w:tc>
+          <w:tcPr>
+            <w:tcW w:w="9339" w:type="dxa"/>
+            <w:gridSpan w:val="3"/>
+            <w:tcBorders>
+              <w:top w:val="single" w:color="000000" w:themeColor="text1" w:sz="8" w:space="0"/>
+              <w:left w:val="single" w:color="000000" w:themeColor="text1" w:sz="8" w:space="0"/>
+              <w:bottom w:val="single" w:color="000000" w:themeColor="text1" w:sz="8" w:space="0"/>
+              <w:right w:val="single" w:color="000000" w:themeColor="text1" w:sz="8" w:space="0"/>
+            </w:tcBorders>
+            <w:tcMar/>
+            <w:vAlign w:val="center"/>
+          </w:tcPr>
+          <w:p>
+            <w:pPr>
+              <w:pStyle w:val="Normal"/>
               <w:ind w:left="111"/>
             </w:pPr>
             <w:r>
               <w:rPr>
-                <w:sz w:val="22"/>
-              </w:rPr>
-              <w:t xml:space="preserve">q </w:t>
-            </w:r>
-          </w:p>
-        </w:tc>
-        <w:tc>
-          <w:tcPr>
-            <w:tcW w:w="4200" w:type="dxa"/>
-            <w:tcBorders>
-              <w:top w:val="single" w:sz="8" w:space="0" w:color="000000"/>
-              <w:left w:val="single" w:sz="8" w:space="0" w:color="000000"/>
-              <w:bottom w:val="single" w:sz="8" w:space="0" w:color="000000"/>
-              <w:right w:val="single" w:sz="8" w:space="0" w:color="000000"/>
-            </w:tcBorders>
-            <w:vAlign w:val="center"/>
-          </w:tcPr>
-          <w:p>
-            <w:pPr>
-              <w:ind w:left="102"/>
-            </w:pPr>
-            <w:r>
-              <w:rPr>
-                <w:sz w:val="22"/>
-              </w:rPr>
-              <w:t xml:space="preserve"> </w:t>
-            </w:r>
-          </w:p>
-        </w:tc>
-        <w:tc>
-          <w:tcPr>
-            <w:tcW w:w="4680" w:type="dxa"/>
-            <w:gridSpan w:val="2"/>
-            <w:tcBorders>
-              <w:top w:val="single" w:sz="8" w:space="0" w:color="000000"/>
-              <w:left w:val="single" w:sz="8" w:space="0" w:color="000000"/>
-              <w:bottom w:val="single" w:sz="8" w:space="0" w:color="000000"/>
-              <w:right w:val="single" w:sz="8" w:space="0" w:color="000000"/>
-            </w:tcBorders>
-            <w:vAlign w:val="center"/>
-          </w:tcPr>
-          <w:p>
-            <w:pPr>
-              <w:ind w:left="102"/>
-            </w:pPr>
-            <w:r>
-              <w:rPr>
-                <w:sz w:val="22"/>
-              </w:rPr>
-              <w:t xml:space="preserve">... </w:t>
-            </w:r>
-          </w:p>
-        </w:tc>
-      </w:tr>
-      <w:tr>
-        <w:trPr>
-          <w:trHeight w:val="760"/>
-        </w:trPr>
-        <w:tc>
-          <w:tcPr>
-            <w:tcW w:w="1761" w:type="dxa"/>
-            <w:tcBorders>
-              <w:top w:val="single" w:sz="8" w:space="0" w:color="000000"/>
-              <w:left w:val="single" w:sz="8" w:space="0" w:color="000000"/>
-              <w:bottom w:val="single" w:sz="8" w:space="0" w:color="000000"/>
-              <w:right w:val="single" w:sz="8" w:space="0" w:color="000000"/>
-            </w:tcBorders>
-            <w:shd w:val="clear" w:color="auto" w:fill="FFF2CC"/>
-          </w:tcPr>
-          <w:p>
-            <w:pPr>
-              <w:ind w:left="102"/>
-            </w:pPr>
-            <w:r>
-              <w:rPr>
-                <w:b/>
-                <w:sz w:val="22"/>
-              </w:rPr>
-              <w:t xml:space="preserve">Rendimiento </w:t>
-            </w:r>
-          </w:p>
-        </w:tc>
-        <w:tc>
-          <w:tcPr>
-            <w:tcW w:w="9339" w:type="dxa"/>
-            <w:gridSpan w:val="4"/>
-            <w:tcBorders>
-              <w:top w:val="single" w:sz="8" w:space="0" w:color="000000"/>
-              <w:left w:val="single" w:sz="8" w:space="0" w:color="000000"/>
-              <w:bottom w:val="single" w:sz="8" w:space="0" w:color="000000"/>
-              <w:right w:val="single" w:sz="8" w:space="0" w:color="000000"/>
-            </w:tcBorders>
-            <w:vAlign w:val="center"/>
-          </w:tcPr>
-          <w:p>
-            <w:pPr>
-              <w:ind w:left="111"/>
-            </w:pPr>
-            <w:r>
-              <w:rPr>
-                <w:sz w:val="22"/>
-              </w:rPr>
-              <w:t xml:space="preserve">El sistema deberá realizar la/s acción /es descrita/s en {los pasos [primer paso] al [último paso], el paso [número de paso]} en un máximo de [cota de tiempo] </w:t>
-            </w:r>
-          </w:p>
-        </w:tc>
-      </w:tr>
-      <w:tr>
-        <w:trPr>
-          <w:trHeight w:val="780"/>
-        </w:trPr>
-        <w:tc>
-          <w:tcPr>
-            <w:tcW w:w="1761" w:type="dxa"/>
-            <w:tcBorders>
-              <w:top w:val="single" w:sz="8" w:space="0" w:color="000000"/>
-              <w:left w:val="single" w:sz="8" w:space="0" w:color="000000"/>
-              <w:bottom w:val="single" w:sz="8" w:space="0" w:color="000000"/>
-              <w:right w:val="single" w:sz="8" w:space="0" w:color="000000"/>
-            </w:tcBorders>
-            <w:shd w:val="clear" w:color="auto" w:fill="FFF2CC"/>
-          </w:tcPr>
-          <w:p>
-            <w:pPr>
-              <w:ind w:left="102"/>
-            </w:pPr>
-            <w:r>
-              <w:rPr>
-                <w:b/>
-                <w:sz w:val="22"/>
-              </w:rPr>
-              <w:t xml:space="preserve">Frecuencia </w:t>
-            </w:r>
-          </w:p>
-        </w:tc>
-        <w:tc>
-          <w:tcPr>
-            <w:tcW w:w="9339" w:type="dxa"/>
-            <w:gridSpan w:val="4"/>
-            <w:tcBorders>
-              <w:top w:val="single" w:sz="8" w:space="0" w:color="000000"/>
-              <w:left w:val="single" w:sz="8" w:space="0" w:color="000000"/>
-              <w:bottom w:val="single" w:sz="8" w:space="0" w:color="000000"/>
-              <w:right w:val="single" w:sz="8" w:space="0" w:color="000000"/>
-            </w:tcBorders>
-            <w:vAlign w:val="center"/>
-          </w:tcPr>
-          <w:p>
-            <w:pPr>
-              <w:ind w:left="111"/>
-            </w:pPr>
-            <w:r>
-              <w:rPr>
-                <w:sz w:val="22"/>
-              </w:rPr>
-              <w:t xml:space="preserve">Este caso de uso se espera que se lleve a cabo una media de [número de veces] al [unidad temporal] </w:t>
-            </w:r>
-          </w:p>
-        </w:tc>
-      </w:tr>
-      <w:tr>
-        <w:trPr>
-          <w:trHeight w:val="480"/>
-        </w:trPr>
-        <w:tc>
-          <w:tcPr>
-            <w:tcW w:w="1761" w:type="dxa"/>
-            <w:tcBorders>
-              <w:top w:val="single" w:sz="8" w:space="0" w:color="000000"/>
-              <w:left w:val="single" w:sz="8" w:space="0" w:color="000000"/>
-              <w:bottom w:val="single" w:sz="8" w:space="0" w:color="000000"/>
-              <w:right w:val="single" w:sz="8" w:space="0" w:color="000000"/>
-            </w:tcBorders>
-            <w:shd w:val="clear" w:color="auto" w:fill="FFF2CC"/>
-            <w:vAlign w:val="center"/>
-          </w:tcPr>
-          <w:p>
-            <w:pPr>
-              <w:ind w:left="102"/>
-            </w:pPr>
-            <w:r>
-              <w:rPr>
-                <w:b/>
-                <w:sz w:val="22"/>
-              </w:rPr>
-              <w:t xml:space="preserve">Importancia </w:t>
-            </w:r>
-          </w:p>
-        </w:tc>
-        <w:tc>
-          <w:tcPr>
-            <w:tcW w:w="9339" w:type="dxa"/>
-            <w:gridSpan w:val="4"/>
-            <w:tcBorders>
-              <w:top w:val="single" w:sz="8" w:space="0" w:color="000000"/>
-              <w:left w:val="single" w:sz="8" w:space="0" w:color="000000"/>
-              <w:bottom w:val="single" w:sz="8" w:space="0" w:color="000000"/>
-              <w:right w:val="single" w:sz="8" w:space="0" w:color="000000"/>
-            </w:tcBorders>
-            <w:vAlign w:val="center"/>
-          </w:tcPr>
-          <w:p>
-            <w:pPr>
-              <w:ind w:left="111"/>
-            </w:pPr>
-            <w:r>
-              <w:rPr>
-                <w:sz w:val="22"/>
-              </w:rPr>
-              <w:t xml:space="preserve">{vital, </w:t>
-            </w:r>
-            <w:proofErr w:type="spellStart"/>
-            <w:proofErr w:type="gramStart"/>
-            <w:r>
-              <w:rPr>
-                <w:sz w:val="22"/>
-              </w:rPr>
-              <w:t>importante,quedaría</w:t>
-            </w:r>
-            <w:proofErr w:type="spellEnd"/>
-            <w:proofErr w:type="gramEnd"/>
-            <w:r>
-              <w:rPr>
-                <w:sz w:val="22"/>
-              </w:rPr>
-              <w:t xml:space="preserve"> bien} </w:t>
+                <w:rFonts w:ascii="Arial" w:hAnsi="Arial" w:eastAsia="Arial" w:cs="Arial"/>
+                <w:noProof w:val="0"/>
+                <w:sz w:val="22"/>
+                <w:szCs w:val="22"/>
+                <w:lang w:val="es-AR"/>
+              </w:rPr>
+              <w:t>Puede esperar</w:t>
             </w:r>
           </w:p>
         </w:tc>
@@ -1629,12 +2027,13 @@
           <w:tcPr>
             <w:tcW w:w="1761" w:type="dxa"/>
             <w:tcBorders>
-              <w:top w:val="single" w:sz="8" w:space="0" w:color="000000"/>
-              <w:left w:val="single" w:sz="8" w:space="0" w:color="000000"/>
-              <w:bottom w:val="single" w:sz="8" w:space="0" w:color="000000"/>
-              <w:right w:val="single" w:sz="8" w:space="0" w:color="000000"/>
+              <w:top w:val="single" w:color="000000" w:themeColor="text1" w:sz="8" w:space="0"/>
+              <w:left w:val="single" w:color="000000" w:themeColor="text1" w:sz="8" w:space="0"/>
+              <w:bottom w:val="single" w:color="000000" w:themeColor="text1" w:sz="8" w:space="0"/>
+              <w:right w:val="single" w:color="000000" w:themeColor="text1" w:sz="8" w:space="0"/>
             </w:tcBorders>
             <w:shd w:val="clear" w:color="auto" w:fill="FFF2CC"/>
+            <w:tcMar/>
             <w:vAlign w:val="center"/>
           </w:tcPr>
           <w:p>
@@ -1646,85 +2045,37 @@
                 <w:b/>
                 <w:sz w:val="22"/>
               </w:rPr>
-              <w:t xml:space="preserve">Urgencia </w:t>
+              <w:t xml:space="preserve">Comentarios </w:t>
             </w:r>
           </w:p>
         </w:tc>
         <w:tc>
           <w:tcPr>
             <w:tcW w:w="9339" w:type="dxa"/>
-            <w:gridSpan w:val="4"/>
-            <w:tcBorders>
-              <w:top w:val="single" w:sz="8" w:space="0" w:color="000000"/>
-              <w:left w:val="single" w:sz="8" w:space="0" w:color="000000"/>
-              <w:bottom w:val="single" w:sz="8" w:space="0" w:color="000000"/>
-              <w:right w:val="single" w:sz="8" w:space="0" w:color="000000"/>
-            </w:tcBorders>
-            <w:vAlign w:val="center"/>
-          </w:tcPr>
-          <w:p>
-            <w:pPr>
-              <w:ind w:left="111"/>
-            </w:pPr>
-            <w:r>
-              <w:rPr>
-                <w:sz w:val="22"/>
-              </w:rPr>
-              <w:t xml:space="preserve">{inmediatamente, hay presión, puede esperar} </w:t>
-            </w:r>
-          </w:p>
-        </w:tc>
-      </w:tr>
-      <w:tr>
-        <w:trPr>
-          <w:trHeight w:val="500"/>
-        </w:trPr>
-        <w:tc>
-          <w:tcPr>
-            <w:tcW w:w="1761" w:type="dxa"/>
-            <w:tcBorders>
-              <w:top w:val="single" w:sz="8" w:space="0" w:color="000000"/>
-              <w:left w:val="single" w:sz="8" w:space="0" w:color="000000"/>
-              <w:bottom w:val="single" w:sz="8" w:space="0" w:color="000000"/>
-              <w:right w:val="single" w:sz="8" w:space="0" w:color="000000"/>
-            </w:tcBorders>
-            <w:shd w:val="clear" w:color="auto" w:fill="FFF2CC"/>
-            <w:vAlign w:val="center"/>
-          </w:tcPr>
-          <w:p>
-            <w:pPr>
-              <w:ind w:left="102"/>
-            </w:pPr>
-            <w:r>
-              <w:rPr>
-                <w:b/>
-                <w:sz w:val="22"/>
-              </w:rPr>
-              <w:t xml:space="preserve">Comentarios </w:t>
-            </w:r>
-          </w:p>
-        </w:tc>
-        <w:tc>
-          <w:tcPr>
-            <w:tcW w:w="9339" w:type="dxa"/>
-            <w:gridSpan w:val="4"/>
-            <w:tcBorders>
-              <w:top w:val="single" w:sz="8" w:space="0" w:color="000000"/>
-              <w:left w:val="single" w:sz="8" w:space="0" w:color="000000"/>
-              <w:bottom w:val="single" w:sz="8" w:space="0" w:color="000000"/>
-              <w:right w:val="single" w:sz="8" w:space="0" w:color="000000"/>
-            </w:tcBorders>
-            <w:vAlign w:val="center"/>
-          </w:tcPr>
-          <w:p>
-            <w:pPr>
-              <w:ind w:left="111"/>
-            </w:pPr>
-            <w:r>
-              <w:rPr>
-                <w:sz w:val="22"/>
-              </w:rPr>
-              <w:t xml:space="preserve">&lt;otras consideraciones en formato libre&gt; </w:t>
+            <w:gridSpan w:val="3"/>
+            <w:tcBorders>
+              <w:top w:val="single" w:color="000000" w:themeColor="text1" w:sz="8" w:space="0"/>
+              <w:left w:val="single" w:color="000000" w:themeColor="text1" w:sz="8" w:space="0"/>
+              <w:bottom w:val="single" w:color="000000" w:themeColor="text1" w:sz="8" w:space="0"/>
+              <w:right w:val="single" w:color="000000" w:themeColor="text1" w:sz="8" w:space="0"/>
+            </w:tcBorders>
+            <w:tcMar/>
+            <w:vAlign w:val="center"/>
+          </w:tcPr>
+          <w:p>
+            <w:pPr>
+              <w:pStyle w:val="Normal"/>
+              <w:ind w:left="0"/>
+            </w:pPr>
+            <w:r>
+              <w:rPr>
+                <w:rFonts w:ascii="Arial" w:hAnsi="Arial" w:eastAsia="Arial" w:cs="Arial"/>
+                <w:noProof w:val="0"/>
+                <w:sz w:val="22"/>
+                <w:szCs w:val="22"/>
+                <w:lang w:val="es-AR"/>
+              </w:rPr>
+              <w:t>Este caso de uso está asociado a una reserva existente y depende de que el equipo no esté completo. Puede involucrar el envío de notificaciones a otros usuarios, lo que podría implementarse mediante procesamiento asíncrono.</w:t>
             </w:r>
           </w:p>
         </w:tc>
@@ -1739,7 +2090,7 @@
       </w:r>
     </w:p>
     <w:sectPr>
-      <w:pgSz w:w="12240" w:h="15840"/>
+      <w:pgSz w:w="12240" w:h="15840" w:orient="portrait"/>
       <w:pgMar w:top="1440" w:right="2774" w:bottom="1050" w:left="567" w:header="720" w:footer="720" w:gutter="0"/>
       <w:cols w:space="720"/>
     </w:sectPr>
@@ -1749,6 +2100,342 @@
 
 <file path=word/numbering.xml><?xml version="1.0" encoding="utf-8"?>
 <w:numbering xmlns:wpc="http://schemas.microsoft.com/office/word/2010/wordprocessingCanvas" xmlns:cx="http://schemas.microsoft.com/office/drawing/2014/chartex" xmlns:cx1="http://schemas.microsoft.com/office/drawing/2015/9/8/chartex" xmlns:cx2="http://schemas.microsoft.com/office/drawing/2015/10/21/chartex" xmlns:cx3="http://schemas.microsoft.com/office/drawing/2016/5/9/chartex" xmlns:cx4="http://schemas.microsoft.com/office/drawing/2016/5/10/chartex" xmlns:cx5="http://schemas.microsoft.com/office/drawing/2016/5/11/chartex" xmlns:cx6="http://schemas.microsoft.com/office/drawing/2016/5/12/chartex" xmlns:cx7="http://schemas.microsoft.com/office/drawing/2016/5/13/chartex" xmlns:cx8="http://schemas.microsoft.com/office/drawing/2016/5/14/chartex" xmlns:mc="http://schemas.openxmlformats.org/markup-compatibility/2006" xmlns:aink="http://schemas.microsoft.com/office/drawing/2016/ink" xmlns:am3d="http://schemas.microsoft.com/office/drawing/2017/model3d" xmlns:o="urn:schemas-microsoft-com:office:office" xmlns:oel="http://schemas.microsoft.com/office/2019/extlst" xmlns:r="http://schemas.openxmlformats.org/officeDocument/2006/relationships" xmlns:m="http://schemas.openxmlformats.org/officeDocument/2006/math" xmlns:v="urn:schemas-microsoft-com:vml" xmlns:wp14="http://schemas.microsoft.com/office/word/2010/wordprocessingDrawing" xmlns:wp="http://schemas.openxmlformats.org/drawingml/2006/wordprocessingDrawing" xmlns:w10="urn:schemas-microsoft-com:office:word" xmlns:w="http://schemas.openxmlformats.org/wordprocessingml/2006/main" xmlns:w14="http://schemas.microsoft.com/office/word/2010/wordml" xmlns:w15="http://schemas.microsoft.com/office/word/2012/wordml" xmlns:w16cex="http://schemas.microsoft.com/office/word/2018/wordml/cex" xmlns:w16cid="http://schemas.microsoft.com/office/word/2016/wordml/cid" xmlns:w16="http://schemas.microsoft.com/office/word/2018/wordml" xmlns:w16sdtdh="http://schemas.microsoft.com/office/word/2020/wordml/sdtdatahash" xmlns:w16se="http://schemas.microsoft.com/office/word/2015/wordml/symex" xmlns:wpg="http://schemas.microsoft.com/office/word/2010/wordprocessingGroup" xmlns:wpi="http://schemas.microsoft.com/office/word/2010/wordprocessingInk" xmlns:wne="http://schemas.microsoft.com/office/word/2006/wordml" xmlns:wps="http://schemas.microsoft.com/office/word/2010/wordprocessingShape" mc:Ignorable="w14 w15 w16se w16cid w16 w16cex w16sdtdh wp14">
+  <w:abstractNum xmlns:w="http://schemas.openxmlformats.org/wordprocessingml/2006/main" w:abstractNumId="3">
+    <w:nsid w:val="2ae24ac6"/>
+    <w:multiLevelType xmlns:w="http://schemas.openxmlformats.org/wordprocessingml/2006/main" w:val="hybridMultilevel"/>
+    <w:lvl xmlns:w="http://schemas.openxmlformats.org/wordprocessingml/2006/main" w:ilvl="0">
+      <w:start w:val="1"/>
+      <w:numFmt w:val="bullet"/>
+      <w:lvlText w:val="-"/>
+      <w:lvlJc w:val="left"/>
+      <w:pPr>
+        <w:ind w:left="471" w:hanging="360"/>
+      </w:pPr>
+      <w:rPr>
+        <w:rFonts w:hint="default" w:ascii="Aptos" w:hAnsi="Aptos"/>
+      </w:rPr>
+    </w:lvl>
+    <w:lvl xmlns:w="http://schemas.openxmlformats.org/wordprocessingml/2006/main" w:ilvl="1">
+      <w:start w:val="1"/>
+      <w:numFmt w:val="bullet"/>
+      <w:lvlText w:val="o"/>
+      <w:lvlJc w:val="left"/>
+      <w:pPr>
+        <w:ind w:left="1191" w:hanging="360"/>
+      </w:pPr>
+      <w:rPr>
+        <w:rFonts w:hint="default" w:ascii="Courier New" w:hAnsi="Courier New"/>
+      </w:rPr>
+    </w:lvl>
+    <w:lvl xmlns:w="http://schemas.openxmlformats.org/wordprocessingml/2006/main" w:ilvl="2">
+      <w:start w:val="1"/>
+      <w:numFmt w:val="bullet"/>
+      <w:lvlText w:val=""/>
+      <w:lvlJc w:val="left"/>
+      <w:pPr>
+        <w:ind w:left="1911" w:hanging="360"/>
+      </w:pPr>
+      <w:rPr>
+        <w:rFonts w:hint="default" w:ascii="Wingdings" w:hAnsi="Wingdings"/>
+      </w:rPr>
+    </w:lvl>
+    <w:lvl xmlns:w="http://schemas.openxmlformats.org/wordprocessingml/2006/main" w:ilvl="3">
+      <w:start w:val="1"/>
+      <w:numFmt w:val="bullet"/>
+      <w:lvlText w:val=""/>
+      <w:lvlJc w:val="left"/>
+      <w:pPr>
+        <w:ind w:left="2631" w:hanging="360"/>
+      </w:pPr>
+      <w:rPr>
+        <w:rFonts w:hint="default" w:ascii="Symbol" w:hAnsi="Symbol"/>
+      </w:rPr>
+    </w:lvl>
+    <w:lvl xmlns:w="http://schemas.openxmlformats.org/wordprocessingml/2006/main" w:ilvl="4">
+      <w:start w:val="1"/>
+      <w:numFmt w:val="bullet"/>
+      <w:lvlText w:val="o"/>
+      <w:lvlJc w:val="left"/>
+      <w:pPr>
+        <w:ind w:left="3351" w:hanging="360"/>
+      </w:pPr>
+      <w:rPr>
+        <w:rFonts w:hint="default" w:ascii="Courier New" w:hAnsi="Courier New"/>
+      </w:rPr>
+    </w:lvl>
+    <w:lvl xmlns:w="http://schemas.openxmlformats.org/wordprocessingml/2006/main" w:ilvl="5">
+      <w:start w:val="1"/>
+      <w:numFmt w:val="bullet"/>
+      <w:lvlText w:val=""/>
+      <w:lvlJc w:val="left"/>
+      <w:pPr>
+        <w:ind w:left="4071" w:hanging="360"/>
+      </w:pPr>
+      <w:rPr>
+        <w:rFonts w:hint="default" w:ascii="Wingdings" w:hAnsi="Wingdings"/>
+      </w:rPr>
+    </w:lvl>
+    <w:lvl xmlns:w="http://schemas.openxmlformats.org/wordprocessingml/2006/main" w:ilvl="6">
+      <w:start w:val="1"/>
+      <w:numFmt w:val="bullet"/>
+      <w:lvlText w:val=""/>
+      <w:lvlJc w:val="left"/>
+      <w:pPr>
+        <w:ind w:left="4791" w:hanging="360"/>
+      </w:pPr>
+      <w:rPr>
+        <w:rFonts w:hint="default" w:ascii="Symbol" w:hAnsi="Symbol"/>
+      </w:rPr>
+    </w:lvl>
+    <w:lvl xmlns:w="http://schemas.openxmlformats.org/wordprocessingml/2006/main" w:ilvl="7">
+      <w:start w:val="1"/>
+      <w:numFmt w:val="bullet"/>
+      <w:lvlText w:val="o"/>
+      <w:lvlJc w:val="left"/>
+      <w:pPr>
+        <w:ind w:left="5511" w:hanging="360"/>
+      </w:pPr>
+      <w:rPr>
+        <w:rFonts w:hint="default" w:ascii="Courier New" w:hAnsi="Courier New"/>
+      </w:rPr>
+    </w:lvl>
+    <w:lvl xmlns:w="http://schemas.openxmlformats.org/wordprocessingml/2006/main" w:ilvl="8">
+      <w:start w:val="1"/>
+      <w:numFmt w:val="bullet"/>
+      <w:lvlText w:val=""/>
+      <w:lvlJc w:val="left"/>
+      <w:pPr>
+        <w:ind w:left="6231" w:hanging="360"/>
+      </w:pPr>
+      <w:rPr>
+        <w:rFonts w:hint="default" w:ascii="Wingdings" w:hAnsi="Wingdings"/>
+      </w:rPr>
+    </w:lvl>
+  </w:abstractNum>
+  <w:abstractNum xmlns:w="http://schemas.openxmlformats.org/wordprocessingml/2006/main" w:abstractNumId="2">
+    <w:nsid w:val="60aea012"/>
+    <w:multiLevelType xmlns:w="http://schemas.openxmlformats.org/wordprocessingml/2006/main" w:val="hybridMultilevel"/>
+    <w:lvl xmlns:w="http://schemas.openxmlformats.org/wordprocessingml/2006/main" w:ilvl="0">
+      <w:start w:val="1"/>
+      <w:numFmt w:val="bullet"/>
+      <w:lvlText w:val="-"/>
+      <w:lvlJc w:val="left"/>
+      <w:pPr>
+        <w:ind w:left="720" w:hanging="360"/>
+      </w:pPr>
+      <w:rPr>
+        <w:rFonts w:hint="default" w:ascii="Aptos" w:hAnsi="Aptos"/>
+      </w:rPr>
+    </w:lvl>
+    <w:lvl xmlns:w="http://schemas.openxmlformats.org/wordprocessingml/2006/main" w:ilvl="1">
+      <w:start w:val="1"/>
+      <w:numFmt w:val="bullet"/>
+      <w:lvlText w:val="o"/>
+      <w:lvlJc w:val="left"/>
+      <w:pPr>
+        <w:ind w:left="1440" w:hanging="360"/>
+      </w:pPr>
+      <w:rPr>
+        <w:rFonts w:hint="default" w:ascii="Courier New" w:hAnsi="Courier New"/>
+      </w:rPr>
+    </w:lvl>
+    <w:lvl xmlns:w="http://schemas.openxmlformats.org/wordprocessingml/2006/main" w:ilvl="2">
+      <w:start w:val="1"/>
+      <w:numFmt w:val="bullet"/>
+      <w:lvlText w:val=""/>
+      <w:lvlJc w:val="left"/>
+      <w:pPr>
+        <w:ind w:left="2160" w:hanging="360"/>
+      </w:pPr>
+      <w:rPr>
+        <w:rFonts w:hint="default" w:ascii="Wingdings" w:hAnsi="Wingdings"/>
+      </w:rPr>
+    </w:lvl>
+    <w:lvl xmlns:w="http://schemas.openxmlformats.org/wordprocessingml/2006/main" w:ilvl="3">
+      <w:start w:val="1"/>
+      <w:numFmt w:val="bullet"/>
+      <w:lvlText w:val=""/>
+      <w:lvlJc w:val="left"/>
+      <w:pPr>
+        <w:ind w:left="2880" w:hanging="360"/>
+      </w:pPr>
+      <w:rPr>
+        <w:rFonts w:hint="default" w:ascii="Symbol" w:hAnsi="Symbol"/>
+      </w:rPr>
+    </w:lvl>
+    <w:lvl xmlns:w="http://schemas.openxmlformats.org/wordprocessingml/2006/main" w:ilvl="4">
+      <w:start w:val="1"/>
+      <w:numFmt w:val="bullet"/>
+      <w:lvlText w:val="o"/>
+      <w:lvlJc w:val="left"/>
+      <w:pPr>
+        <w:ind w:left="3600" w:hanging="360"/>
+      </w:pPr>
+      <w:rPr>
+        <w:rFonts w:hint="default" w:ascii="Courier New" w:hAnsi="Courier New"/>
+      </w:rPr>
+    </w:lvl>
+    <w:lvl xmlns:w="http://schemas.openxmlformats.org/wordprocessingml/2006/main" w:ilvl="5">
+      <w:start w:val="1"/>
+      <w:numFmt w:val="bullet"/>
+      <w:lvlText w:val=""/>
+      <w:lvlJc w:val="left"/>
+      <w:pPr>
+        <w:ind w:left="4320" w:hanging="360"/>
+      </w:pPr>
+      <w:rPr>
+        <w:rFonts w:hint="default" w:ascii="Wingdings" w:hAnsi="Wingdings"/>
+      </w:rPr>
+    </w:lvl>
+    <w:lvl xmlns:w="http://schemas.openxmlformats.org/wordprocessingml/2006/main" w:ilvl="6">
+      <w:start w:val="1"/>
+      <w:numFmt w:val="bullet"/>
+      <w:lvlText w:val=""/>
+      <w:lvlJc w:val="left"/>
+      <w:pPr>
+        <w:ind w:left="5040" w:hanging="360"/>
+      </w:pPr>
+      <w:rPr>
+        <w:rFonts w:hint="default" w:ascii="Symbol" w:hAnsi="Symbol"/>
+      </w:rPr>
+    </w:lvl>
+    <w:lvl xmlns:w="http://schemas.openxmlformats.org/wordprocessingml/2006/main" w:ilvl="7">
+      <w:start w:val="1"/>
+      <w:numFmt w:val="bullet"/>
+      <w:lvlText w:val="o"/>
+      <w:lvlJc w:val="left"/>
+      <w:pPr>
+        <w:ind w:left="5760" w:hanging="360"/>
+      </w:pPr>
+      <w:rPr>
+        <w:rFonts w:hint="default" w:ascii="Courier New" w:hAnsi="Courier New"/>
+      </w:rPr>
+    </w:lvl>
+    <w:lvl xmlns:w="http://schemas.openxmlformats.org/wordprocessingml/2006/main" w:ilvl="8">
+      <w:start w:val="1"/>
+      <w:numFmt w:val="bullet"/>
+      <w:lvlText w:val=""/>
+      <w:lvlJc w:val="left"/>
+      <w:pPr>
+        <w:ind w:left="6480" w:hanging="360"/>
+      </w:pPr>
+      <w:rPr>
+        <w:rFonts w:hint="default" w:ascii="Wingdings" w:hAnsi="Wingdings"/>
+      </w:rPr>
+    </w:lvl>
+  </w:abstractNum>
+  <w:abstractNum xmlns:w="http://schemas.openxmlformats.org/wordprocessingml/2006/main" w:abstractNumId="1">
+    <w:nsid w:val="10688e6b"/>
+    <w:multiLevelType xmlns:w="http://schemas.openxmlformats.org/wordprocessingml/2006/main" w:val="hybridMultilevel"/>
+    <w:lvl xmlns:w="http://schemas.openxmlformats.org/wordprocessingml/2006/main" w:ilvl="0">
+      <w:start w:val="1"/>
+      <w:numFmt w:val="bullet"/>
+      <w:lvlText w:val=""/>
+      <w:lvlJc w:val="left"/>
+      <w:pPr>
+        <w:ind w:left="720" w:hanging="360"/>
+      </w:pPr>
+      <w:rPr>
+        <w:rFonts w:hint="default" w:ascii="Symbol" w:hAnsi="Symbol"/>
+      </w:rPr>
+    </w:lvl>
+    <w:lvl xmlns:w="http://schemas.openxmlformats.org/wordprocessingml/2006/main" w:ilvl="1">
+      <w:start w:val="1"/>
+      <w:numFmt w:val="bullet"/>
+      <w:lvlText w:val="o"/>
+      <w:lvlJc w:val="left"/>
+      <w:pPr>
+        <w:ind w:left="1440" w:hanging="360"/>
+      </w:pPr>
+      <w:rPr>
+        <w:rFonts w:hint="default" w:ascii="Courier New" w:hAnsi="Courier New"/>
+      </w:rPr>
+    </w:lvl>
+    <w:lvl xmlns:w="http://schemas.openxmlformats.org/wordprocessingml/2006/main" w:ilvl="2">
+      <w:start w:val="1"/>
+      <w:numFmt w:val="bullet"/>
+      <w:lvlText w:val=""/>
+      <w:lvlJc w:val="left"/>
+      <w:pPr>
+        <w:ind w:left="2160" w:hanging="360"/>
+      </w:pPr>
+      <w:rPr>
+        <w:rFonts w:hint="default" w:ascii="Wingdings" w:hAnsi="Wingdings"/>
+      </w:rPr>
+    </w:lvl>
+    <w:lvl xmlns:w="http://schemas.openxmlformats.org/wordprocessingml/2006/main" w:ilvl="3">
+      <w:start w:val="1"/>
+      <w:numFmt w:val="bullet"/>
+      <w:lvlText w:val=""/>
+      <w:lvlJc w:val="left"/>
+      <w:pPr>
+        <w:ind w:left="2880" w:hanging="360"/>
+      </w:pPr>
+      <w:rPr>
+        <w:rFonts w:hint="default" w:ascii="Symbol" w:hAnsi="Symbol"/>
+      </w:rPr>
+    </w:lvl>
+    <w:lvl xmlns:w="http://schemas.openxmlformats.org/wordprocessingml/2006/main" w:ilvl="4">
+      <w:start w:val="1"/>
+      <w:numFmt w:val="bullet"/>
+      <w:lvlText w:val="o"/>
+      <w:lvlJc w:val="left"/>
+      <w:pPr>
+        <w:ind w:left="3600" w:hanging="360"/>
+      </w:pPr>
+      <w:rPr>
+        <w:rFonts w:hint="default" w:ascii="Courier New" w:hAnsi="Courier New"/>
+      </w:rPr>
+    </w:lvl>
+    <w:lvl xmlns:w="http://schemas.openxmlformats.org/wordprocessingml/2006/main" w:ilvl="5">
+      <w:start w:val="1"/>
+      <w:numFmt w:val="bullet"/>
+      <w:lvlText w:val=""/>
+      <w:lvlJc w:val="left"/>
+      <w:pPr>
+        <w:ind w:left="4320" w:hanging="360"/>
+      </w:pPr>
+      <w:rPr>
+        <w:rFonts w:hint="default" w:ascii="Wingdings" w:hAnsi="Wingdings"/>
+      </w:rPr>
+    </w:lvl>
+    <w:lvl xmlns:w="http://schemas.openxmlformats.org/wordprocessingml/2006/main" w:ilvl="6">
+      <w:start w:val="1"/>
+      <w:numFmt w:val="bullet"/>
+      <w:lvlText w:val=""/>
+      <w:lvlJc w:val="left"/>
+      <w:pPr>
+        <w:ind w:left="5040" w:hanging="360"/>
+      </w:pPr>
+      <w:rPr>
+        <w:rFonts w:hint="default" w:ascii="Symbol" w:hAnsi="Symbol"/>
+      </w:rPr>
+    </w:lvl>
+    <w:lvl xmlns:w="http://schemas.openxmlformats.org/wordprocessingml/2006/main" w:ilvl="7">
+      <w:start w:val="1"/>
+      <w:numFmt w:val="bullet"/>
+      <w:lvlText w:val="o"/>
+      <w:lvlJc w:val="left"/>
+      <w:pPr>
+        <w:ind w:left="5760" w:hanging="360"/>
+      </w:pPr>
+      <w:rPr>
+        <w:rFonts w:hint="default" w:ascii="Courier New" w:hAnsi="Courier New"/>
+      </w:rPr>
+    </w:lvl>
+    <w:lvl xmlns:w="http://schemas.openxmlformats.org/wordprocessingml/2006/main" w:ilvl="8">
+      <w:start w:val="1"/>
+      <w:numFmt w:val="bullet"/>
+      <w:lvlText w:val=""/>
+      <w:lvlJc w:val="left"/>
+      <w:pPr>
+        <w:ind w:left="6480" w:hanging="360"/>
+      </w:pPr>
+      <w:rPr>
+        <w:rFonts w:hint="default" w:ascii="Wingdings" w:hAnsi="Wingdings"/>
+      </w:rPr>
+    </w:lvl>
+  </w:abstractNum>
   <w:abstractNum w:abstractNumId="0" w15:restartNumberingAfterBreak="0">
     <w:nsid w:val="7FFA6B43"/>
     <w:multiLevelType w:val="hybridMultilevel"/>
@@ -1762,7 +2449,7 @@
         <w:ind w:left="822"/>
       </w:pPr>
       <w:rPr>
-        <w:rFonts w:ascii="Arial" w:eastAsia="Arial" w:hAnsi="Arial" w:cs="Arial"/>
+        <w:rFonts w:ascii="Arial" w:hAnsi="Arial" w:eastAsia="Arial" w:cs="Arial"/>
         <w:b w:val="0"/>
         <w:i w:val="0"/>
         <w:strike w:val="0"/>
@@ -1771,7 +2458,7 @@
         <w:sz w:val="22"/>
         <w:szCs w:val="22"/>
         <w:u w:val="none" w:color="000000"/>
-        <w:bdr w:val="none" w:sz="0" w:space="0" w:color="auto"/>
+        <w:bdr w:val="none" w:color="auto" w:sz="0" w:space="0"/>
         <w:shd w:val="clear" w:color="auto" w:fill="auto"/>
         <w:vertAlign w:val="baseline"/>
       </w:rPr>
@@ -1785,7 +2472,7 @@
         <w:ind w:left="1542"/>
       </w:pPr>
       <w:rPr>
-        <w:rFonts w:ascii="Arial" w:eastAsia="Arial" w:hAnsi="Arial" w:cs="Arial"/>
+        <w:rFonts w:ascii="Arial" w:hAnsi="Arial" w:eastAsia="Arial" w:cs="Arial"/>
         <w:b w:val="0"/>
         <w:i w:val="0"/>
         <w:strike w:val="0"/>
@@ -1794,7 +2481,7 @@
         <w:sz w:val="22"/>
         <w:szCs w:val="22"/>
         <w:u w:val="none" w:color="000000"/>
-        <w:bdr w:val="none" w:sz="0" w:space="0" w:color="auto"/>
+        <w:bdr w:val="none" w:color="auto" w:sz="0" w:space="0"/>
         <w:shd w:val="clear" w:color="auto" w:fill="auto"/>
         <w:vertAlign w:val="baseline"/>
       </w:rPr>
@@ -1808,7 +2495,7 @@
         <w:ind w:left="2262"/>
       </w:pPr>
       <w:rPr>
-        <w:rFonts w:ascii="Arial" w:eastAsia="Arial" w:hAnsi="Arial" w:cs="Arial"/>
+        <w:rFonts w:ascii="Arial" w:hAnsi="Arial" w:eastAsia="Arial" w:cs="Arial"/>
         <w:b w:val="0"/>
         <w:i w:val="0"/>
         <w:strike w:val="0"/>
@@ -1817,7 +2504,7 @@
         <w:sz w:val="22"/>
         <w:szCs w:val="22"/>
         <w:u w:val="none" w:color="000000"/>
-        <w:bdr w:val="none" w:sz="0" w:space="0" w:color="auto"/>
+        <w:bdr w:val="none" w:color="auto" w:sz="0" w:space="0"/>
         <w:shd w:val="clear" w:color="auto" w:fill="auto"/>
         <w:vertAlign w:val="baseline"/>
       </w:rPr>
@@ -1831,7 +2518,7 @@
         <w:ind w:left="2982"/>
       </w:pPr>
       <w:rPr>
-        <w:rFonts w:ascii="Arial" w:eastAsia="Arial" w:hAnsi="Arial" w:cs="Arial"/>
+        <w:rFonts w:ascii="Arial" w:hAnsi="Arial" w:eastAsia="Arial" w:cs="Arial"/>
         <w:b w:val="0"/>
         <w:i w:val="0"/>
         <w:strike w:val="0"/>
@@ -1840,7 +2527,7 @@
         <w:sz w:val="22"/>
         <w:szCs w:val="22"/>
         <w:u w:val="none" w:color="000000"/>
-        <w:bdr w:val="none" w:sz="0" w:space="0" w:color="auto"/>
+        <w:bdr w:val="none" w:color="auto" w:sz="0" w:space="0"/>
         <w:shd w:val="clear" w:color="auto" w:fill="auto"/>
         <w:vertAlign w:val="baseline"/>
       </w:rPr>
@@ -1854,7 +2541,7 @@
         <w:ind w:left="3702"/>
       </w:pPr>
       <w:rPr>
-        <w:rFonts w:ascii="Arial" w:eastAsia="Arial" w:hAnsi="Arial" w:cs="Arial"/>
+        <w:rFonts w:ascii="Arial" w:hAnsi="Arial" w:eastAsia="Arial" w:cs="Arial"/>
         <w:b w:val="0"/>
         <w:i w:val="0"/>
         <w:strike w:val="0"/>
@@ -1863,7 +2550,7 @@
         <w:sz w:val="22"/>
         <w:szCs w:val="22"/>
         <w:u w:val="none" w:color="000000"/>
-        <w:bdr w:val="none" w:sz="0" w:space="0" w:color="auto"/>
+        <w:bdr w:val="none" w:color="auto" w:sz="0" w:space="0"/>
         <w:shd w:val="clear" w:color="auto" w:fill="auto"/>
         <w:vertAlign w:val="baseline"/>
       </w:rPr>
@@ -1877,7 +2564,7 @@
         <w:ind w:left="4422"/>
       </w:pPr>
       <w:rPr>
-        <w:rFonts w:ascii="Arial" w:eastAsia="Arial" w:hAnsi="Arial" w:cs="Arial"/>
+        <w:rFonts w:ascii="Arial" w:hAnsi="Arial" w:eastAsia="Arial" w:cs="Arial"/>
         <w:b w:val="0"/>
         <w:i w:val="0"/>
         <w:strike w:val="0"/>
@@ -1886,7 +2573,7 @@
         <w:sz w:val="22"/>
         <w:szCs w:val="22"/>
         <w:u w:val="none" w:color="000000"/>
-        <w:bdr w:val="none" w:sz="0" w:space="0" w:color="auto"/>
+        <w:bdr w:val="none" w:color="auto" w:sz="0" w:space="0"/>
         <w:shd w:val="clear" w:color="auto" w:fill="auto"/>
         <w:vertAlign w:val="baseline"/>
       </w:rPr>
@@ -1900,7 +2587,7 @@
         <w:ind w:left="5142"/>
       </w:pPr>
       <w:rPr>
-        <w:rFonts w:ascii="Arial" w:eastAsia="Arial" w:hAnsi="Arial" w:cs="Arial"/>
+        <w:rFonts w:ascii="Arial" w:hAnsi="Arial" w:eastAsia="Arial" w:cs="Arial"/>
         <w:b w:val="0"/>
         <w:i w:val="0"/>
         <w:strike w:val="0"/>
@@ -1909,7 +2596,7 @@
         <w:sz w:val="22"/>
         <w:szCs w:val="22"/>
         <w:u w:val="none" w:color="000000"/>
-        <w:bdr w:val="none" w:sz="0" w:space="0" w:color="auto"/>
+        <w:bdr w:val="none" w:color="auto" w:sz="0" w:space="0"/>
         <w:shd w:val="clear" w:color="auto" w:fill="auto"/>
         <w:vertAlign w:val="baseline"/>
       </w:rPr>
@@ -1923,7 +2610,7 @@
         <w:ind w:left="5862"/>
       </w:pPr>
       <w:rPr>
-        <w:rFonts w:ascii="Arial" w:eastAsia="Arial" w:hAnsi="Arial" w:cs="Arial"/>
+        <w:rFonts w:ascii="Arial" w:hAnsi="Arial" w:eastAsia="Arial" w:cs="Arial"/>
         <w:b w:val="0"/>
         <w:i w:val="0"/>
         <w:strike w:val="0"/>
@@ -1932,7 +2619,7 @@
         <w:sz w:val="22"/>
         <w:szCs w:val="22"/>
         <w:u w:val="none" w:color="000000"/>
-        <w:bdr w:val="none" w:sz="0" w:space="0" w:color="auto"/>
+        <w:bdr w:val="none" w:color="auto" w:sz="0" w:space="0"/>
         <w:shd w:val="clear" w:color="auto" w:fill="auto"/>
         <w:vertAlign w:val="baseline"/>
       </w:rPr>
@@ -1946,7 +2633,7 @@
         <w:ind w:left="6582"/>
       </w:pPr>
       <w:rPr>
-        <w:rFonts w:ascii="Arial" w:eastAsia="Arial" w:hAnsi="Arial" w:cs="Arial"/>
+        <w:rFonts w:ascii="Arial" w:hAnsi="Arial" w:eastAsia="Arial" w:cs="Arial"/>
         <w:b w:val="0"/>
         <w:i w:val="0"/>
         <w:strike w:val="0"/>
@@ -1955,12 +2642,21 @@
         <w:sz w:val="22"/>
         <w:szCs w:val="22"/>
         <w:u w:val="none" w:color="000000"/>
-        <w:bdr w:val="none" w:sz="0" w:space="0" w:color="auto"/>
+        <w:bdr w:val="none" w:color="auto" w:sz="0" w:space="0"/>
         <w:shd w:val="clear" w:color="auto" w:fill="auto"/>
         <w:vertAlign w:val="baseline"/>
       </w:rPr>
     </w:lvl>
   </w:abstractNum>
+  <w:num w:numId="4">
+    <w:abstractNumId w:val="3"/>
+  </w:num>
+  <w:num w:numId="3">
+    <w:abstractNumId w:val="2"/>
+  </w:num>
+  <w:num w:numId="2">
+    <w:abstractNumId w:val="1"/>
+  </w:num>
   <w:num w:numId="1" w16cid:durableId="990255474">
     <w:abstractNumId w:val="0"/>
   </w:num>
@@ -1972,7 +2668,7 @@
   <w:docDefaults>
     <w:rPrDefault>
       <w:rPr>
-        <w:rFonts w:asciiTheme="minorHAnsi" w:eastAsiaTheme="minorEastAsia" w:hAnsiTheme="minorHAnsi" w:cstheme="minorBidi"/>
+        <w:rFonts w:asciiTheme="minorHAnsi" w:hAnsiTheme="minorHAnsi" w:eastAsiaTheme="minorEastAsia" w:cstheme="minorBidi"/>
         <w:kern w:val="2"/>
         <w:sz w:val="24"/>
         <w:szCs w:val="24"/>
@@ -1989,14 +2685,14 @@
   <w:latentStyles w:defLockedState="0" w:defUIPriority="99" w:defSemiHidden="0" w:defUnhideWhenUsed="0" w:defQFormat="0" w:count="376">
     <w:lsdException w:name="Normal" w:uiPriority="0" w:qFormat="1"/>
     <w:lsdException w:name="heading 1" w:uiPriority="9" w:qFormat="1"/>
-    <w:lsdException w:name="heading 2" w:semiHidden="1" w:uiPriority="9" w:unhideWhenUsed="1" w:qFormat="1"/>
-    <w:lsdException w:name="heading 3" w:semiHidden="1" w:uiPriority="9" w:unhideWhenUsed="1" w:qFormat="1"/>
-    <w:lsdException w:name="heading 4" w:semiHidden="1" w:uiPriority="9" w:unhideWhenUsed="1" w:qFormat="1"/>
-    <w:lsdException w:name="heading 5" w:semiHidden="1" w:uiPriority="9" w:unhideWhenUsed="1" w:qFormat="1"/>
-    <w:lsdException w:name="heading 6" w:semiHidden="1" w:uiPriority="9" w:unhideWhenUsed="1" w:qFormat="1"/>
-    <w:lsdException w:name="heading 7" w:semiHidden="1" w:uiPriority="9" w:unhideWhenUsed="1" w:qFormat="1"/>
-    <w:lsdException w:name="heading 8" w:semiHidden="1" w:uiPriority="9" w:unhideWhenUsed="1" w:qFormat="1"/>
-    <w:lsdException w:name="heading 9" w:semiHidden="1" w:uiPriority="9" w:unhideWhenUsed="1" w:qFormat="1"/>
+    <w:lsdException w:name="heading 2" w:uiPriority="9" w:semiHidden="1" w:unhideWhenUsed="1" w:qFormat="1"/>
+    <w:lsdException w:name="heading 3" w:uiPriority="9" w:semiHidden="1" w:unhideWhenUsed="1" w:qFormat="1"/>
+    <w:lsdException w:name="heading 4" w:uiPriority="9" w:semiHidden="1" w:unhideWhenUsed="1" w:qFormat="1"/>
+    <w:lsdException w:name="heading 5" w:uiPriority="9" w:semiHidden="1" w:unhideWhenUsed="1" w:qFormat="1"/>
+    <w:lsdException w:name="heading 6" w:uiPriority="9" w:semiHidden="1" w:unhideWhenUsed="1" w:qFormat="1"/>
+    <w:lsdException w:name="heading 7" w:uiPriority="9" w:semiHidden="1" w:unhideWhenUsed="1" w:qFormat="1"/>
+    <w:lsdException w:name="heading 8" w:uiPriority="9" w:semiHidden="1" w:unhideWhenUsed="1" w:qFormat="1"/>
+    <w:lsdException w:name="heading 9" w:uiPriority="9" w:semiHidden="1" w:unhideWhenUsed="1" w:qFormat="1"/>
     <w:lsdException w:name="index 1" w:semiHidden="1" w:unhideWhenUsed="1"/>
     <w:lsdException w:name="index 2" w:semiHidden="1" w:unhideWhenUsed="1"/>
     <w:lsdException w:name="index 3" w:semiHidden="1" w:unhideWhenUsed="1"/>
@@ -2006,22 +2702,22 @@
     <w:lsdException w:name="index 7" w:semiHidden="1" w:unhideWhenUsed="1"/>
     <w:lsdException w:name="index 8" w:semiHidden="1" w:unhideWhenUsed="1"/>
     <w:lsdException w:name="index 9" w:semiHidden="1" w:unhideWhenUsed="1"/>
-    <w:lsdException w:name="toc 1" w:semiHidden="1" w:uiPriority="39" w:unhideWhenUsed="1"/>
-    <w:lsdException w:name="toc 2" w:semiHidden="1" w:uiPriority="39" w:unhideWhenUsed="1"/>
-    <w:lsdException w:name="toc 3" w:semiHidden="1" w:uiPriority="39" w:unhideWhenUsed="1"/>
-    <w:lsdException w:name="toc 4" w:semiHidden="1" w:uiPriority="39" w:unhideWhenUsed="1"/>
-    <w:lsdException w:name="toc 5" w:semiHidden="1" w:uiPriority="39" w:unhideWhenUsed="1"/>
-    <w:lsdException w:name="toc 6" w:semiHidden="1" w:uiPriority="39" w:unhideWhenUsed="1"/>
-    <w:lsdException w:name="toc 7" w:semiHidden="1" w:uiPriority="39" w:unhideWhenUsed="1"/>
-    <w:lsdException w:name="toc 8" w:semiHidden="1" w:uiPriority="39" w:unhideWhenUsed="1"/>
-    <w:lsdException w:name="toc 9" w:semiHidden="1" w:uiPriority="39" w:unhideWhenUsed="1"/>
+    <w:lsdException w:name="toc 1" w:uiPriority="39" w:semiHidden="1" w:unhideWhenUsed="1"/>
+    <w:lsdException w:name="toc 2" w:uiPriority="39" w:semiHidden="1" w:unhideWhenUsed="1"/>
+    <w:lsdException w:name="toc 3" w:uiPriority="39" w:semiHidden="1" w:unhideWhenUsed="1"/>
+    <w:lsdException w:name="toc 4" w:uiPriority="39" w:semiHidden="1" w:unhideWhenUsed="1"/>
+    <w:lsdException w:name="toc 5" w:uiPriority="39" w:semiHidden="1" w:unhideWhenUsed="1"/>
+    <w:lsdException w:name="toc 6" w:uiPriority="39" w:semiHidden="1" w:unhideWhenUsed="1"/>
+    <w:lsdException w:name="toc 7" w:uiPriority="39" w:semiHidden="1" w:unhideWhenUsed="1"/>
+    <w:lsdException w:name="toc 8" w:uiPriority="39" w:semiHidden="1" w:unhideWhenUsed="1"/>
+    <w:lsdException w:name="toc 9" w:uiPriority="39" w:semiHidden="1" w:unhideWhenUsed="1"/>
     <w:lsdException w:name="Normal Indent" w:semiHidden="1" w:unhideWhenUsed="1"/>
     <w:lsdException w:name="footnote text" w:semiHidden="1" w:unhideWhenUsed="1"/>
     <w:lsdException w:name="annotation text" w:semiHidden="1" w:unhideWhenUsed="1"/>
     <w:lsdException w:name="header" w:semiHidden="1" w:unhideWhenUsed="1"/>
     <w:lsdException w:name="footer" w:semiHidden="1" w:unhideWhenUsed="1"/>
     <w:lsdException w:name="index heading" w:semiHidden="1" w:unhideWhenUsed="1"/>
-    <w:lsdException w:name="caption" w:semiHidden="1" w:uiPriority="35" w:unhideWhenUsed="1" w:qFormat="1"/>
+    <w:lsdException w:name="caption" w:uiPriority="35" w:semiHidden="1" w:unhideWhenUsed="1" w:qFormat="1"/>
     <w:lsdException w:name="table of figures" w:semiHidden="1" w:unhideWhenUsed="1"/>
     <w:lsdException w:name="envelope address" w:semiHidden="1" w:unhideWhenUsed="1"/>
     <w:lsdException w:name="envelope return" w:semiHidden="1" w:unhideWhenUsed="1"/>
@@ -2052,7 +2748,7 @@
     <w:lsdException w:name="Title" w:uiPriority="10" w:qFormat="1"/>
     <w:lsdException w:name="Closing" w:semiHidden="1" w:unhideWhenUsed="1"/>
     <w:lsdException w:name="Signature" w:semiHidden="1" w:unhideWhenUsed="1"/>
-    <w:lsdException w:name="Default Paragraph Font" w:semiHidden="1" w:uiPriority="1" w:unhideWhenUsed="1"/>
+    <w:lsdException w:name="Default Paragraph Font" w:uiPriority="1" w:semiHidden="1" w:unhideWhenUsed="1"/>
     <w:lsdException w:name="Body Text" w:semiHidden="1" w:unhideWhenUsed="1"/>
     <w:lsdException w:name="Body Text Indent" w:semiHidden="1" w:unhideWhenUsed="1"/>
     <w:lsdException w:name="List Continue" w:semiHidden="1" w:unhideWhenUsed="1"/>
@@ -2252,8 +2948,8 @@
     <w:lsdException w:name="Subtle Reference" w:uiPriority="31" w:qFormat="1"/>
     <w:lsdException w:name="Intense Reference" w:uiPriority="32" w:qFormat="1"/>
     <w:lsdException w:name="Book Title" w:uiPriority="33" w:qFormat="1"/>
-    <w:lsdException w:name="Bibliography" w:semiHidden="1" w:uiPriority="37" w:unhideWhenUsed="1"/>
-    <w:lsdException w:name="TOC Heading" w:semiHidden="1" w:uiPriority="39" w:unhideWhenUsed="1" w:qFormat="1"/>
+    <w:lsdException w:name="Bibliography" w:uiPriority="37" w:semiHidden="1" w:unhideWhenUsed="1"/>
+    <w:lsdException w:name="TOC Heading" w:uiPriority="39" w:semiHidden="1" w:unhideWhenUsed="1" w:qFormat="1"/>
     <w:lsdException w:name="Plain Table 1" w:uiPriority="41"/>
     <w:lsdException w:name="Plain Table 2" w:uiPriority="42"/>
     <w:lsdException w:name="Plain Table 3" w:uiPriority="43"/>
@@ -2364,25 +3060,25 @@
     <w:lsdException w:name="Unresolved Mention" w:semiHidden="1" w:unhideWhenUsed="1"/>
     <w:lsdException w:name="Smart Link" w:semiHidden="1" w:unhideWhenUsed="1"/>
   </w:latentStyles>
-  <w:style w:type="paragraph" w:default="1" w:styleId="Normal">
+  <w:style w:type="paragraph" w:styleId="Normal" w:default="1">
     <w:name w:val="Normal"/>
     <w:qFormat/>
     <w:pPr>
       <w:spacing w:after="0" w:line="259" w:lineRule="auto"/>
     </w:pPr>
     <w:rPr>
-      <w:rFonts w:ascii="Arial" w:eastAsia="Arial" w:hAnsi="Arial" w:cs="Arial"/>
+      <w:rFonts w:ascii="Arial" w:hAnsi="Arial" w:eastAsia="Arial" w:cs="Arial"/>
       <w:color w:val="000000"/>
       <w:sz w:val="52"/>
     </w:rPr>
   </w:style>
-  <w:style w:type="character" w:default="1" w:styleId="DefaultParagraphFont">
+  <w:style w:type="character" w:styleId="DefaultParagraphFont" w:default="1">
     <w:name w:val="Default Paragraph Font"/>
     <w:uiPriority w:val="1"/>
     <w:semiHidden/>
     <w:unhideWhenUsed/>
   </w:style>
-  <w:style w:type="table" w:default="1" w:styleId="TableNormal">
+  <w:style w:type="table" w:styleId="TableNormal" w:default="1">
     <w:name w:val="Normal Table"/>
     <w:uiPriority w:val="99"/>
     <w:semiHidden/>
@@ -2397,13 +3093,13 @@
       </w:tblCellMar>
     </w:tblPr>
   </w:style>
-  <w:style w:type="numbering" w:default="1" w:styleId="NoList">
+  <w:style w:type="numbering" w:styleId="NoList" w:default="1">
     <w:name w:val="No List"/>
     <w:uiPriority w:val="99"/>
     <w:semiHidden/>
     <w:unhideWhenUsed/>
   </w:style>
-  <w:style w:type="table" w:customStyle="1" w:styleId="TableGrid">
+  <w:style w:type="table" w:styleId="TableGrid" w:customStyle="1">
     <w:name w:val="TableGrid"/>
     <w:pPr>
       <w:spacing w:after="0" w:line="240" w:lineRule="auto"/>
@@ -2417,11 +3113,23 @@
       </w:tblCellMar>
     </w:tblPr>
   </w:style>
+  <w:style w:type="paragraph" w:styleId="ListParagraph">
+    <w:uiPriority w:val="34"/>
+    <w:name w:val="List Paragraph"/>
+    <w:basedOn w:val="Normal"/>
+    <w:qFormat/>
+    <w:rsid w:val="2C496057"/>
+    <w:pPr>
+      <w:spacing/>
+      <w:ind w:left="720"/>
+      <w:contextualSpacing/>
+    </w:pPr>
+  </w:style>
 </w:styles>
 </file>
 
 <file path=word/theme/theme1.xml><?xml version="1.0" encoding="utf-8"?>
-<a:theme xmlns:a="http://schemas.openxmlformats.org/drawingml/2006/main" name="Office Theme">
+<a:theme xmlns:a="http://schemas.openxmlformats.org/drawingml/2006/main" xmlns:thm15="http://schemas.microsoft.com/office/thememl/2012/main" name="Office Theme">
   <a:themeElements>
     <a:clrScheme name="Office">
       <a:dk1>
